--- a/20260513.docx
+++ b/20260513.docx
@@ -1,11 +1,63 @@
 
 <file path=word/document.xml><?xml version="1.0" encoding="utf-8"?>
-<w:document xmlns:wpc="http://schemas.microsoft.com/office/word/2010/wordprocessingCanvas" xmlns:cx="http://schemas.microsoft.com/office/drawing/2014/chartex" xmlns:cx1="http://schemas.microsoft.com/office/drawing/2015/9/8/chartex" xmlns:cx2="http://schemas.microsoft.com/office/drawing/2015/10/21/chartex" xmlns:cx3="http://schemas.microsoft.com/office/drawing/2016/5/9/chartex" xmlns:cx4="http://schemas.microsoft.com/office/drawing/2016/5/10/chartex" xmlns:cx5="http://schemas.microsoft.com/office/drawing/2016/5/11/chartex" xmlns:cx6="http://schemas.microsoft.com/office/drawing/2016/5/12/chartex" xmlns:cx7="http://schemas.microsoft.com/office/drawing/2016/5/13/chartex" xmlns:cx8="http://schemas.microsoft.com/office/drawing/2016/5/14/chartex" xmlns:mc="http://schemas.openxmlformats.org/markup-compatibility/2006" xmlns:aink="http://schemas.microsoft.com/office/drawing/2016/ink" xmlns:am3d="http://schemas.microsoft.com/office/drawing/2017/model3d" xmlns:o="urn:schemas-microsoft-com:office:office" xmlns:oel="http://schemas.microsoft.com/office/2019/extlst" xmlns:r="http://schemas.openxmlformats.org/officeDocument/2006/relationships" xmlns:m="http://schemas.openxmlformats.org/officeDocument/2006/math" xmlns:v="urn:schemas-microsoft-com:vml" xmlns:wp14="http://schemas.microsoft.com/office/word/2010/wordprocessingDrawing" xmlns:wp="http://schemas.openxmlformats.org/drawingml/2006/wordprocessingDrawing" xmlns:w10="urn:schemas-microsoft-com:office:word" xmlns:w="http://schemas.openxmlformats.org/wordprocessingml/2006/main" xmlns:w14="http://schemas.microsoft.com/office/word/2010/wordml" xmlns:w15="http://schemas.microsoft.com/office/word/2012/wordml" xmlns:w16cex="http://schemas.microsoft.com/office/word/2018/wordml/cex" xmlns:w16cid="http://schemas.microsoft.com/office/word/2016/wordml/cid" xmlns:w16="http://schemas.microsoft.com/office/word/2018/wordml" xmlns:w16du="http://schemas.microsoft.com/office/word/2023/wordml/word16du" xmlns:w16sdtdh="http://schemas.microsoft.com/office/word/2020/wordml/sdtdatahash" xmlns:w16sdtfl="http://schemas.microsoft.com/office/word/2024/wordml/sdtformatlock" xmlns:w16se="http://schemas.microsoft.com/office/word/2015/wordml/symex" xmlns:wpg="http://schemas.microsoft.com/office/word/2010/wordprocessingGroup" xmlns:wpi="http://schemas.microsoft.com/office/word/2010/wordprocessingInk" xmlns:wne="http://schemas.microsoft.com/office/word/2006/wordml" xmlns:wps="http://schemas.microsoft.com/office/word/2010/wordprocessingShape" mc:Ignorable="w14 w15 w16se w16cid w16 w16cex w16sdtdh w16sdtfl w16du wp14">
+<w:document xmlns:wpc="http://schemas.microsoft.com/office/word/2010/wordprocessingCanvas" xmlns:mc="http://schemas.openxmlformats.org/markup-compatibility/2006" xmlns:o="urn:schemas-microsoft-com:office:office" xmlns:r="http://schemas.openxmlformats.org/officeDocument/2006/relationships" xmlns:m="http://schemas.openxmlformats.org/officeDocument/2006/math" xmlns:v="urn:schemas-microsoft-com:vml" xmlns:wp14="http://schemas.microsoft.com/office/word/2010/wordprocessingDrawing" xmlns:wp="http://schemas.openxmlformats.org/drawingml/2006/wordprocessingDrawing" xmlns:w10="urn:schemas-microsoft-com:office:word" xmlns:w="http://schemas.openxmlformats.org/wordprocessingml/2006/main" xmlns:w14="http://schemas.microsoft.com/office/word/2010/wordml" xmlns:wpg="http://schemas.microsoft.com/office/word/2010/wordprocessingGroup" xmlns:wpi="http://schemas.microsoft.com/office/word/2010/wordprocessingInk" xmlns:wne="http://schemas.microsoft.com/office/word/2006/wordml" xmlns:wps="http://schemas.microsoft.com/office/word/2010/wordprocessingShape" mc:Ignorable="w14 wp14">
   <w:body>
     <w:p>
       <w:pPr>
         <w:rPr>
-          <w:rFonts w:ascii="微軟正黑體" w:eastAsia="微軟正黑體" w:hAnsi="微軟正黑體"/>
+          <w:rFonts w:ascii="微軟正黑體" w:eastAsia="微軟正黑體" w:hAnsi="微軟正黑體" w:hint="eastAsia"/>
+          <w:b/>
+          <w:sz w:val="36"/>
+        </w:rPr>
+      </w:pPr>
+      <w:proofErr w:type="spellStart"/>
+      <w:r>
+        <w:rPr>
+          <w:rFonts w:ascii="微軟正黑體" w:eastAsia="微軟正黑體" w:hAnsi="微軟正黑體" w:hint="eastAsia"/>
+          <w:b/>
+          <w:sz w:val="36"/>
+        </w:rPr>
+        <w:t>Temenos</w:t>
+      </w:r>
+      <w:proofErr w:type="spellEnd"/>
+      <w:r>
+        <w:rPr>
+          <w:rFonts w:ascii="微軟正黑體" w:eastAsia="微軟正黑體" w:hAnsi="微軟正黑體" w:hint="eastAsia"/>
+          <w:b/>
+          <w:sz w:val="36"/>
+        </w:rPr>
+        <w:t xml:space="preserve"> Training Day 3 20260513</w:t>
+      </w:r>
+    </w:p>
+    <w:p>
+      <w:pPr>
+        <w:rPr>
+          <w:rFonts w:ascii="微軟正黑體" w:eastAsia="微軟正黑體" w:hAnsi="微軟正黑體" w:hint="eastAsia"/>
+          <w:b/>
+          <w:sz w:val="32"/>
+        </w:rPr>
+      </w:pPr>
+      <w:r>
+        <w:rPr>
+          <w:rFonts w:ascii="微軟正黑體" w:eastAsia="微軟正黑體" w:hAnsi="微軟正黑體"/>
+          <w:b/>
+          <w:sz w:val="32"/>
+        </w:rPr>
+        <w:t>昨日</w:t>
+      </w:r>
+      <w:r>
+        <w:rPr>
+          <w:rFonts w:ascii="微軟正黑體" w:eastAsia="微軟正黑體" w:hAnsi="微軟正黑體" w:hint="eastAsia"/>
+          <w:b/>
+          <w:sz w:val="32"/>
+        </w:rPr>
+        <w:t>API範例header帶前文無法成功的原因</w:t>
+      </w:r>
+    </w:p>
+    <w:p>
+      <w:pPr>
+        <w:rPr>
+          <w:rFonts w:ascii="微軟正黑體" w:eastAsia="微軟正黑體" w:hAnsi="微軟正黑體" w:hint="eastAsia"/>
         </w:rPr>
       </w:pPr>
       <w:r>
@@ -24,8 +76,16 @@
         <w:rPr>
           <w:rFonts w:ascii="微軟正黑體" w:eastAsia="微軟正黑體" w:hAnsi="微軟正黑體" w:hint="eastAsia"/>
         </w:rPr>
-        <w:t>帶入前文，需要增加一個responseCode</w:t>
-      </w:r>
+        <w:t>帶入前文，需要增加一個</w:t>
+      </w:r>
+      <w:proofErr w:type="spellStart"/>
+      <w:r>
+        <w:rPr>
+          <w:rFonts w:ascii="微軟正黑體" w:eastAsia="微軟正黑體" w:hAnsi="微軟正黑體" w:hint="eastAsia"/>
+        </w:rPr>
+        <w:t>responseCode</w:t>
+      </w:r>
+      <w:proofErr w:type="spellEnd"/>
       <w:r>
         <w:rPr>
           <w:rFonts w:ascii="微軟正黑體" w:eastAsia="微軟正黑體" w:hAnsi="微軟正黑體"/>
@@ -49,43 +109,140 @@
       <w:pPr>
         <w:rPr>
           <w:rFonts w:ascii="微軟正黑體" w:eastAsia="微軟正黑體" w:hAnsi="微軟正黑體"/>
-        </w:rPr>
-      </w:pPr>
-      <w:r>
-        <w:rPr>
-          <w:rFonts w:ascii="微軟正黑體" w:eastAsia="微軟正黑體" w:hAnsi="微軟正黑體" w:hint="eastAsia"/>
-        </w:rPr>
-        <w:t>IRIS是API Framework</w:t>
-      </w:r>
-    </w:p>
-    <w:p>
-      <w:pPr>
-        <w:rPr>
-          <w:rFonts w:ascii="微軟正黑體" w:eastAsia="微軟正黑體" w:hAnsi="微軟正黑體" w:hint="eastAsia"/>
-        </w:rPr>
-      </w:pPr>
-      <w:r>
-        <w:rPr>
-          <w:rFonts w:ascii="微軟正黑體" w:eastAsia="微軟正黑體" w:hAnsi="微軟正黑體"/>
+          <w:b/>
+          <w:sz w:val="32"/>
+        </w:rPr>
+      </w:pPr>
+      <w:r>
+        <w:rPr>
+          <w:rFonts w:ascii="微軟正黑體" w:eastAsia="微軟正黑體" w:hAnsi="微軟正黑體" w:hint="eastAsia"/>
+          <w:b/>
+          <w:sz w:val="32"/>
+        </w:rPr>
+        <w:t>補充知識</w:t>
+      </w:r>
+    </w:p>
+    <w:p>
+      <w:pPr>
+        <w:rPr>
+          <w:rFonts w:ascii="微軟正黑體" w:eastAsia="微軟正黑體" w:hAnsi="微軟正黑體"/>
+        </w:rPr>
+      </w:pPr>
+      <w:r>
+        <w:rPr>
+          <w:rFonts w:ascii="微軟正黑體" w:eastAsia="微軟正黑體" w:hAnsi="微軟正黑體" w:hint="eastAsia"/>
+        </w:rPr>
+        <w:t>昨日說</w:t>
+      </w:r>
+      <w:r>
+        <w:rPr>
+          <w:rFonts w:ascii="微軟正黑體" w:eastAsia="微軟正黑體" w:hAnsi="微軟正黑體" w:hint="eastAsia"/>
+        </w:rPr>
+        <w:t>IRIS是</w:t>
+      </w:r>
+      <w:r>
+        <w:rPr>
+          <w:rFonts w:ascii="微軟正黑體" w:eastAsia="微軟正黑體" w:hAnsi="微軟正黑體" w:hint="eastAsia"/>
+        </w:rPr>
+        <w:t>平台，今日修正為</w:t>
+      </w:r>
+      <w:r>
+        <w:rPr>
+          <w:rFonts w:ascii="微軟正黑體" w:eastAsia="微軟正黑體" w:hAnsi="微軟正黑體" w:hint="eastAsia"/>
+        </w:rPr>
+        <w:t>API Framework</w:t>
+      </w:r>
+    </w:p>
+    <w:p>
+      <w:pPr>
+        <w:rPr>
+          <w:rFonts w:ascii="微軟正黑體" w:eastAsia="微軟正黑體" w:hAnsi="微軟正黑體"/>
+          <w:b/>
+          <w:sz w:val="32"/>
+        </w:rPr>
+      </w:pPr>
+      <w:r>
+        <w:rPr>
+          <w:rFonts w:ascii="微軟正黑體" w:eastAsia="微軟正黑體" w:hAnsi="微軟正黑體"/>
+          <w:b/>
+          <w:sz w:val="32"/>
         </w:rPr>
         <w:t>W</w:t>
       </w:r>
       <w:r>
         <w:rPr>
           <w:rFonts w:ascii="微軟正黑體" w:eastAsia="微軟正黑體" w:hAnsi="微軟正黑體" w:hint="eastAsia"/>
+          <w:b/>
+          <w:sz w:val="32"/>
         </w:rPr>
         <w:t>orkbench運作方式</w:t>
       </w:r>
-    </w:p>
-    <w:p>
-      <w:pPr>
-        <w:rPr>
-          <w:rFonts w:ascii="微軟正黑體" w:eastAsia="微軟正黑體" w:hAnsi="微軟正黑體" w:hint="eastAsia"/>
-        </w:rPr>
-      </w:pPr>
-      <w:r>
-        <w:rPr>
-          <w:rFonts w:ascii="微軟正黑體" w:eastAsia="微軟正黑體" w:hAnsi="微軟正黑體"/>
+      <w:r>
+        <w:rPr>
+          <w:rFonts w:ascii="微軟正黑體" w:eastAsia="微軟正黑體" w:hAnsi="微軟正黑體" w:hint="eastAsia"/>
+          <w:b/>
+          <w:sz w:val="32"/>
+        </w:rPr>
+        <w:t>與特性</w:t>
+      </w:r>
+    </w:p>
+    <w:p>
+      <w:pPr>
+        <w:rPr>
+          <w:rFonts w:ascii="微軟正黑體" w:eastAsia="微軟正黑體" w:hAnsi="微軟正黑體" w:hint="eastAsia"/>
+        </w:rPr>
+      </w:pPr>
+      <w:r>
+        <w:rPr>
+          <w:rFonts w:ascii="微軟正黑體" w:eastAsia="微軟正黑體" w:hAnsi="微軟正黑體"/>
+        </w:rPr>
+        <w:t>W</w:t>
+      </w:r>
+      <w:r>
+        <w:rPr>
+          <w:rFonts w:ascii="微軟正黑體" w:eastAsia="微軟正黑體" w:hAnsi="微軟正黑體" w:hint="eastAsia"/>
+        </w:rPr>
+        <w:t xml:space="preserve">orkbench是一個在開發環境使用的工具，不會部屬在正式環境或測試環境，應該可以解釋成只會部屬在開發者的本地電腦上。並透過Generic </w:t>
+      </w:r>
+      <w:proofErr w:type="spellStart"/>
+      <w:r>
+        <w:rPr>
+          <w:rFonts w:ascii="微軟正黑體" w:eastAsia="微軟正黑體" w:hAnsi="微軟正黑體" w:hint="eastAsia"/>
+        </w:rPr>
+        <w:t>Config</w:t>
+      </w:r>
+      <w:proofErr w:type="spellEnd"/>
+      <w:r>
+        <w:rPr>
+          <w:rFonts w:ascii="微軟正黑體" w:eastAsia="微軟正黑體" w:hAnsi="微軟正黑體" w:hint="eastAsia"/>
+        </w:rPr>
+        <w:t xml:space="preserve"> </w:t>
+      </w:r>
+      <w:proofErr w:type="spellStart"/>
+      <w:r>
+        <w:rPr>
+          <w:rFonts w:ascii="微軟正黑體" w:eastAsia="微軟正黑體" w:hAnsi="微軟正黑體" w:hint="eastAsia"/>
+        </w:rPr>
+        <w:t>Microservice</w:t>
+      </w:r>
+      <w:proofErr w:type="spellEnd"/>
+      <w:r>
+        <w:rPr>
+          <w:rFonts w:ascii="微軟正黑體" w:eastAsia="微軟正黑體" w:hAnsi="微軟正黑體" w:hint="eastAsia"/>
+        </w:rPr>
+        <w:t>更新與讀取參數進行交互。</w:t>
+      </w:r>
+    </w:p>
+    <w:p>
+      <w:pPr>
+        <w:rPr>
+          <w:rFonts w:ascii="微軟正黑體" w:eastAsia="微軟正黑體" w:hAnsi="微軟正黑體"/>
+        </w:rPr>
+      </w:pPr>
+      <w:r>
+        <w:rPr>
+          <w:rFonts w:ascii="微軟正黑體" w:eastAsia="微軟正黑體" w:hAnsi="微軟正黑體"/>
+          <w:noProof/>
         </w:rPr>
         <w:drawing>
           <wp:inline distT="0" distB="0" distL="0" distR="0" wp14:anchorId="2C086345" wp14:editId="2F553961">
@@ -103,7 +260,7 @@
                     <pic:cNvPicPr/>
                   </pic:nvPicPr>
                   <pic:blipFill>
-                    <a:blip r:embed="rId4"/>
+                    <a:blip r:embed="rId6"/>
                     <a:stretch>
                       <a:fillRect/>
                     </a:stretch>
@@ -134,24 +291,33 @@
     <w:p>
       <w:pPr>
         <w:rPr>
-          <w:rFonts w:ascii="微軟正黑體" w:eastAsia="微軟正黑體" w:hAnsi="微軟正黑體" w:hint="eastAsia"/>
-        </w:rPr>
-      </w:pPr>
-      <w:r>
-        <w:rPr>
-          <w:rFonts w:ascii="微軟正黑體" w:eastAsia="微軟正黑體" w:hAnsi="微軟正黑體"/>
-        </w:rPr>
+          <w:rFonts w:ascii="微軟正黑體" w:eastAsia="微軟正黑體" w:hAnsi="微軟正黑體"/>
+          <w:b/>
+          <w:sz w:val="28"/>
+        </w:rPr>
+      </w:pPr>
+      <w:r>
+        <w:rPr>
+          <w:rFonts w:ascii="微軟正黑體" w:eastAsia="微軟正黑體" w:hAnsi="微軟正黑體"/>
+          <w:b/>
+          <w:sz w:val="28"/>
+        </w:rPr>
+        <w:lastRenderedPageBreak/>
         <w:t>W</w:t>
       </w:r>
       <w:r>
         <w:rPr>
           <w:rFonts w:ascii="微軟正黑體" w:eastAsia="微軟正黑體" w:hAnsi="微軟正黑體" w:hint="eastAsia"/>
+          <w:b/>
+          <w:sz w:val="28"/>
         </w:rPr>
         <w:t>orkbench</w:t>
       </w:r>
       <w:r>
         <w:rPr>
           <w:rFonts w:ascii="微軟正黑體" w:eastAsia="微軟正黑體" w:hAnsi="微軟正黑體" w:hint="eastAsia"/>
+          <w:b/>
+          <w:sz w:val="28"/>
         </w:rPr>
         <w:t>特性</w:t>
       </w:r>
@@ -165,8 +331,8 @@
       <w:r>
         <w:rPr>
           <w:rFonts w:ascii="微軟正黑體" w:eastAsia="微軟正黑體" w:hAnsi="微軟正黑體"/>
-        </w:rPr>
-        <w:lastRenderedPageBreak/>
+          <w:noProof/>
+        </w:rPr>
         <w:drawing>
           <wp:inline distT="0" distB="0" distL="0" distR="0" wp14:anchorId="506D4227" wp14:editId="0D703594">
             <wp:extent cx="5274310" cy="3384550"/>
@@ -183,7 +349,7 @@
                     <pic:cNvPicPr/>
                   </pic:nvPicPr>
                   <pic:blipFill>
-                    <a:blip r:embed="rId5"/>
+                    <a:blip r:embed="rId7"/>
                     <a:stretch>
                       <a:fillRect/>
                     </a:stretch>
@@ -210,54 +376,28 @@
           <w:rFonts w:ascii="微軟正黑體" w:eastAsia="微軟正黑體" w:hAnsi="微軟正黑體"/>
         </w:rPr>
       </w:pPr>
-      <w:r>
-        <w:rPr>
-          <w:rFonts w:ascii="微軟正黑體" w:eastAsia="微軟正黑體" w:hAnsi="微軟正黑體" w:hint="eastAsia"/>
-        </w:rPr>
-        <w:t>通常只有開發環境會安裝workbench，</w:t>
-      </w:r>
-    </w:p>
-    <w:p>
-      <w:pPr>
-        <w:rPr>
-          <w:rFonts w:ascii="微軟正黑體" w:eastAsia="微軟正黑體" w:hAnsi="微軟正黑體"/>
-        </w:rPr>
-      </w:pPr>
-      <w:r>
-        <w:rPr>
-          <w:rFonts w:ascii="微軟正黑體" w:eastAsia="微軟正黑體" w:hAnsi="微軟正黑體" w:hint="eastAsia"/>
-        </w:rPr>
-        <w:t>因為參數會全部同步，</w:t>
-      </w:r>
-      <w:r>
-        <w:rPr>
-          <w:rFonts w:ascii="微軟正黑體" w:eastAsia="微軟正黑體" w:hAnsi="微軟正黑體" w:hint="eastAsia"/>
-        </w:rPr>
-        <w:t>且workbench是一種開發工具，不是runtime使用</w:t>
-      </w:r>
-    </w:p>
-    <w:p>
-      <w:pPr>
-        <w:rPr>
-          <w:rFonts w:ascii="微軟正黑體" w:eastAsia="微軟正黑體" w:hAnsi="微軟正黑體"/>
-        </w:rPr>
-      </w:pPr>
-    </w:p>
-    <w:p>
-      <w:pPr>
-        <w:rPr>
-          <w:rFonts w:ascii="微軟正黑體" w:eastAsia="微軟正黑體" w:hAnsi="微軟正黑體"/>
-        </w:rPr>
-      </w:pPr>
-      <w:r>
-        <w:rPr>
-          <w:rFonts w:ascii="微軟正黑體" w:eastAsia="微軟正黑體" w:hAnsi="微軟正黑體" w:hint="eastAsia"/>
+    </w:p>
+    <w:p>
+      <w:pPr>
+        <w:rPr>
+          <w:rFonts w:ascii="微軟正黑體" w:eastAsia="微軟正黑體" w:hAnsi="微軟正黑體"/>
+          <w:b/>
+          <w:sz w:val="32"/>
+        </w:rPr>
+      </w:pPr>
+      <w:r>
+        <w:rPr>
+          <w:rFonts w:ascii="微軟正黑體" w:eastAsia="微軟正黑體" w:hAnsi="微軟正黑體" w:hint="eastAsia"/>
+          <w:b/>
+          <w:sz w:val="32"/>
         </w:rPr>
         <w:t>API URL建議使用這8種</w:t>
       </w:r>
       <w:r>
         <w:rPr>
           <w:rFonts w:ascii="微軟正黑體" w:eastAsia="微軟正黑體" w:hAnsi="微軟正黑體" w:hint="eastAsia"/>
+          <w:b/>
+          <w:sz w:val="32"/>
         </w:rPr>
         <w:t>開頭</w:t>
       </w:r>
@@ -265,12 +405,40 @@
     <w:p>
       <w:pPr>
         <w:rPr>
-          <w:rFonts w:ascii="微軟正黑體" w:eastAsia="微軟正黑體" w:hAnsi="微軟正黑體"/>
-        </w:rPr>
-      </w:pPr>
-      <w:r>
-        <w:rPr>
-          <w:rFonts w:ascii="微軟正黑體" w:eastAsia="微軟正黑體" w:hAnsi="微軟正黑體"/>
+          <w:rFonts w:ascii="微軟正黑體" w:eastAsia="微軟正黑體" w:hAnsi="微軟正黑體" w:hint="eastAsia"/>
+        </w:rPr>
+      </w:pPr>
+      <w:r>
+        <w:rPr>
+          <w:rFonts w:ascii="微軟正黑體" w:eastAsia="微軟正黑體" w:hAnsi="微軟正黑體" w:hint="eastAsia"/>
+        </w:rPr>
+        <w:t>並非絕對，但是</w:t>
+      </w:r>
+      <w:proofErr w:type="gramStart"/>
+      <w:r>
+        <w:rPr>
+          <w:rFonts w:ascii="微軟正黑體" w:eastAsia="微軟正黑體" w:hAnsi="微軟正黑體" w:hint="eastAsia"/>
+        </w:rPr>
+        <w:t>可以說是超級</w:t>
+      </w:r>
+      <w:proofErr w:type="gramEnd"/>
+      <w:r>
+        <w:rPr>
+          <w:rFonts w:ascii="微軟正黑體" w:eastAsia="微軟正黑體" w:hAnsi="微軟正黑體" w:hint="eastAsia"/>
+        </w:rPr>
+        <w:t>強烈建議。</w:t>
+      </w:r>
+    </w:p>
+    <w:p>
+      <w:pPr>
+        <w:rPr>
+          <w:rFonts w:ascii="微軟正黑體" w:eastAsia="微軟正黑體" w:hAnsi="微軟正黑體"/>
+        </w:rPr>
+      </w:pPr>
+      <w:r>
+        <w:rPr>
+          <w:rFonts w:ascii="微軟正黑體" w:eastAsia="微軟正黑體" w:hAnsi="微軟正黑體"/>
+          <w:noProof/>
         </w:rPr>
         <w:drawing>
           <wp:inline distT="0" distB="0" distL="0" distR="0" wp14:anchorId="66297B35" wp14:editId="16D712B7">
@@ -288,7 +456,7 @@
                     <pic:cNvPicPr/>
                   </pic:nvPicPr>
                   <pic:blipFill>
-                    <a:blip r:embed="rId6"/>
+                    <a:blip r:embed="rId8"/>
                     <a:stretch>
                       <a:fillRect/>
                     </a:stretch>
@@ -312,12 +480,16 @@
     <w:p>
       <w:pPr>
         <w:rPr>
-          <w:rFonts w:ascii="微軟正黑體" w:eastAsia="微軟正黑體" w:hAnsi="微軟正黑體" w:hint="eastAsia"/>
-        </w:rPr>
-      </w:pPr>
-      <w:r>
-        <w:rPr>
-          <w:rFonts w:ascii="微軟正黑體" w:eastAsia="微軟正黑體" w:hAnsi="微軟正黑體" w:hint="eastAsia"/>
+          <w:rFonts w:ascii="微軟正黑體" w:eastAsia="微軟正黑體" w:hAnsi="微軟正黑體"/>
+          <w:b/>
+          <w:sz w:val="32"/>
+        </w:rPr>
+      </w:pPr>
+      <w:r>
+        <w:rPr>
+          <w:rFonts w:ascii="微軟正黑體" w:eastAsia="微軟正黑體" w:hAnsi="微軟正黑體" w:hint="eastAsia"/>
+          <w:b/>
+          <w:sz w:val="32"/>
         </w:rPr>
         <w:t>API URL結構</w:t>
       </w:r>
@@ -325,14 +497,28 @@
     <w:p>
       <w:pPr>
         <w:rPr>
-          <w:rFonts w:ascii="微軟正黑體" w:eastAsia="微軟正黑體" w:hAnsi="微軟正黑體"/>
-        </w:rPr>
-      </w:pPr>
-      <w:r>
-        <w:rPr>
-          <w:rFonts w:ascii="微軟正黑體" w:eastAsia="微軟正黑體" w:hAnsi="微軟正黑體"/>
+          <w:rFonts w:ascii="微軟正黑體" w:eastAsia="微軟正黑體" w:hAnsi="微軟正黑體" w:hint="eastAsia"/>
+        </w:rPr>
+      </w:pPr>
+      <w:r>
+        <w:rPr>
+          <w:rFonts w:ascii="微軟正黑體" w:eastAsia="微軟正黑體" w:hAnsi="微軟正黑體" w:hint="eastAsia"/>
         </w:rPr>
         <w:lastRenderedPageBreak/>
+        <w:t>似乎跟外面的API沒什麼不同，可能只是要解釋或剖析給大家知道</w:t>
+      </w:r>
+    </w:p>
+    <w:p>
+      <w:pPr>
+        <w:rPr>
+          <w:rFonts w:ascii="微軟正黑體" w:eastAsia="微軟正黑體" w:hAnsi="微軟正黑體"/>
+        </w:rPr>
+      </w:pPr>
+      <w:r>
+        <w:rPr>
+          <w:rFonts w:ascii="微軟正黑體" w:eastAsia="微軟正黑體" w:hAnsi="微軟正黑體"/>
+          <w:noProof/>
+        </w:rPr>
         <w:drawing>
           <wp:inline distT="0" distB="0" distL="0" distR="0" wp14:anchorId="5A39AECE" wp14:editId="3EA4804A">
             <wp:extent cx="5274310" cy="2208530"/>
@@ -349,7 +535,7 @@
                     <pic:cNvPicPr/>
                   </pic:nvPicPr>
                   <pic:blipFill>
-                    <a:blip r:embed="rId7"/>
+                    <a:blip r:embed="rId9"/>
                     <a:stretch>
                       <a:fillRect/>
                     </a:stretch>
@@ -373,45 +559,24 @@
     <w:p>
       <w:pPr>
         <w:rPr>
-          <w:rFonts w:ascii="微軟正黑體" w:eastAsia="微軟正黑體" w:hAnsi="微軟正黑體"/>
-        </w:rPr>
-      </w:pPr>
-    </w:p>
-    <w:p>
-      <w:pPr>
-        <w:rPr>
-          <w:rFonts w:ascii="微軟正黑體" w:eastAsia="微軟正黑體" w:hAnsi="微軟正黑體"/>
-        </w:rPr>
-      </w:pPr>
-      <w:r>
-        <w:rPr>
-          <w:rFonts w:ascii="微軟正黑體" w:eastAsia="微軟正黑體" w:hAnsi="微軟正黑體" w:hint="eastAsia"/>
-        </w:rPr>
-        <w:t>OAS是</w:t>
-      </w:r>
-      <w:r>
-        <w:rPr>
-          <w:rFonts w:ascii="微軟正黑體" w:eastAsia="微軟正黑體" w:hAnsi="微軟正黑體" w:hint="eastAsia"/>
-        </w:rPr>
-        <w:t>Open API Spec</w:t>
-      </w:r>
-      <w:r>
-        <w:rPr>
-          <w:rFonts w:ascii="微軟正黑體" w:eastAsia="微軟正黑體" w:hAnsi="微軟正黑體"/>
-        </w:rPr>
-        <w:t>…</w:t>
-      </w:r>
-      <w:r>
-        <w:rPr>
-          <w:rFonts w:ascii="微軟正黑體" w:eastAsia="微軟正黑體" w:hAnsi="微軟正黑體" w:hint="eastAsia"/>
-        </w:rPr>
-        <w:t>開發規範</w:t>
-      </w:r>
-    </w:p>
-    <w:p>
-      <w:pPr>
-        <w:rPr>
-          <w:rFonts w:ascii="微軟正黑體" w:eastAsia="微軟正黑體" w:hAnsi="微軟正黑體" w:hint="eastAsia"/>
+          <w:rFonts w:ascii="微軟正黑體" w:eastAsia="微軟正黑體" w:hAnsi="微軟正黑體" w:hint="eastAsia"/>
+          <w:b/>
+          <w:sz w:val="32"/>
+        </w:rPr>
+      </w:pPr>
+      <w:r>
+        <w:rPr>
+          <w:rFonts w:ascii="微軟正黑體" w:eastAsia="微軟正黑體" w:hAnsi="微軟正黑體" w:hint="eastAsia"/>
+          <w:b/>
+          <w:sz w:val="32"/>
+        </w:rPr>
+        <w:t>Provider API與Published API差異</w:t>
+      </w:r>
+    </w:p>
+    <w:p>
+      <w:pPr>
+        <w:rPr>
+          <w:rFonts w:ascii="微軟正黑體" w:eastAsia="微軟正黑體" w:hAnsi="微軟正黑體"/>
         </w:rPr>
       </w:pPr>
       <w:r>
@@ -420,19 +585,40 @@
         </w:rPr>
         <w:t>Published API會符合OAS規範以提供外部系統或第三方系統串接</w:t>
       </w:r>
-    </w:p>
-    <w:p>
-      <w:pPr>
-        <w:rPr>
-          <w:rFonts w:ascii="微軟正黑體" w:eastAsia="微軟正黑體" w:hAnsi="微軟正黑體" w:hint="eastAsia"/>
-        </w:rPr>
-      </w:pPr>
-      <w:r>
-        <w:rPr>
-          <w:rFonts w:ascii="微軟正黑體" w:eastAsia="微軟正黑體" w:hAnsi="微軟正黑體"/>
+      <w:r>
+        <w:rPr>
+          <w:rFonts w:ascii="微軟正黑體" w:eastAsia="微軟正黑體" w:hAnsi="微軟正黑體" w:hint="eastAsia"/>
+        </w:rPr>
+        <w:t>，Provider API較無這種</w:t>
+      </w:r>
+      <w:proofErr w:type="gramStart"/>
+      <w:r>
+        <w:rPr>
+          <w:rFonts w:ascii="微軟正黑體" w:eastAsia="微軟正黑體" w:hAnsi="微軟正黑體" w:hint="eastAsia"/>
+        </w:rPr>
+        <w:t>外部串</w:t>
+      </w:r>
+      <w:proofErr w:type="gramEnd"/>
+      <w:r>
+        <w:rPr>
+          <w:rFonts w:ascii="微軟正黑體" w:eastAsia="微軟正黑體" w:hAnsi="微軟正黑體" w:hint="eastAsia"/>
+        </w:rPr>
+        <w:t>接的限制，主要用於內部呼叫。</w:t>
+      </w:r>
+    </w:p>
+    <w:p>
+      <w:pPr>
+        <w:rPr>
+          <w:rFonts w:ascii="微軟正黑體" w:eastAsia="微軟正黑體" w:hAnsi="微軟正黑體"/>
+        </w:rPr>
+      </w:pPr>
+      <w:r>
+        <w:rPr>
+          <w:rFonts w:ascii="微軟正黑體" w:eastAsia="微軟正黑體" w:hAnsi="微軟正黑體"/>
+          <w:noProof/>
         </w:rPr>
         <w:drawing>
-          <wp:inline distT="0" distB="0" distL="0" distR="0" wp14:anchorId="2DD052A8" wp14:editId="408E848B">
+          <wp:inline distT="0" distB="0" distL="0" distR="0" wp14:anchorId="456C2703" wp14:editId="6121675E">
             <wp:extent cx="5274310" cy="2592705"/>
             <wp:effectExtent l="0" t="0" r="2540" b="0"/>
             <wp:docPr id="372395086" name="圖片 1"/>
@@ -447,7 +633,7 @@
                     <pic:cNvPicPr/>
                   </pic:nvPicPr>
                   <pic:blipFill>
-                    <a:blip r:embed="rId8"/>
+                    <a:blip r:embed="rId10"/>
                     <a:stretch>
                       <a:fillRect/>
                     </a:stretch>
@@ -471,19 +657,84 @@
     <w:p>
       <w:pPr>
         <w:rPr>
-          <w:rFonts w:ascii="微軟正黑體" w:eastAsia="微軟正黑體" w:hAnsi="微軟正黑體"/>
-        </w:rPr>
-      </w:pPr>
-    </w:p>
-    <w:p>
-      <w:pPr>
-        <w:rPr>
-          <w:rFonts w:ascii="微軟正黑體" w:eastAsia="微軟正黑體" w:hAnsi="微軟正黑體"/>
-        </w:rPr>
-      </w:pPr>
-      <w:r>
-        <w:rPr>
-          <w:rFonts w:ascii="微軟正黑體" w:eastAsia="微軟正黑體" w:hAnsi="微軟正黑體" w:hint="eastAsia"/>
+          <w:rFonts w:ascii="微軟正黑體" w:eastAsia="微軟正黑體" w:hAnsi="微軟正黑體" w:hint="eastAsia"/>
+          <w:b/>
+          <w:sz w:val="28"/>
+        </w:rPr>
+      </w:pPr>
+      <w:r>
+        <w:rPr>
+          <w:rFonts w:ascii="微軟正黑體" w:eastAsia="微軟正黑體" w:hAnsi="微軟正黑體" w:hint="eastAsia"/>
+          <w:b/>
+          <w:sz w:val="28"/>
+        </w:rPr>
+        <w:t>OAS是什麼</w:t>
+      </w:r>
+    </w:p>
+    <w:p>
+      <w:pPr>
+        <w:rPr>
+          <w:rFonts w:ascii="微軟正黑體" w:eastAsia="微軟正黑體" w:hAnsi="微軟正黑體" w:hint="eastAsia"/>
+        </w:rPr>
+      </w:pPr>
+      <w:r>
+        <w:rPr>
+          <w:rFonts w:ascii="微軟正黑體" w:eastAsia="微軟正黑體" w:hAnsi="微軟正黑體" w:hint="eastAsia"/>
+        </w:rPr>
+        <w:t>OAS是</w:t>
+      </w:r>
+      <w:r>
+        <w:rPr>
+          <w:rFonts w:ascii="微軟正黑體" w:eastAsia="微軟正黑體" w:hAnsi="微軟正黑體" w:hint="eastAsia"/>
+        </w:rPr>
+        <w:t>Open API Spec</w:t>
+      </w:r>
+      <w:r>
+        <w:rPr>
+          <w:rFonts w:ascii="微軟正黑體" w:eastAsia="微軟正黑體" w:hAnsi="微軟正黑體" w:hint="eastAsia"/>
+        </w:rPr>
+        <w:t>ification技術</w:t>
+      </w:r>
+      <w:r>
+        <w:rPr>
+          <w:rFonts w:ascii="微軟正黑體" w:eastAsia="微軟正黑體" w:hAnsi="微軟正黑體" w:hint="eastAsia"/>
+        </w:rPr>
+        <w:t>規範</w:t>
+      </w:r>
+      <w:r>
+        <w:rPr>
+          <w:rFonts w:ascii="微軟正黑體" w:eastAsia="微軟正黑體" w:hAnsi="微軟正黑體" w:hint="eastAsia"/>
+        </w:rPr>
+        <w:t>，讓開發者能以機器可讀的格式(YAML或JSON)定義API的端點、參數、回傳值與驗證方式，達到「文件即程</w:t>
+      </w:r>
+      <w:r>
+        <w:rPr>
+          <w:rFonts w:ascii="微軟正黑體" w:eastAsia="微軟正黑體" w:hAnsi="微軟正黑體" w:hint="eastAsia"/>
+        </w:rPr>
+        <w:lastRenderedPageBreak/>
+        <w:t>式碼」的效果。</w:t>
+      </w:r>
+    </w:p>
+    <w:p>
+      <w:pPr>
+        <w:rPr>
+          <w:rFonts w:ascii="微軟正黑體" w:eastAsia="微軟正黑體" w:hAnsi="微軟正黑體"/>
+        </w:rPr>
+      </w:pPr>
+    </w:p>
+    <w:p>
+      <w:pPr>
+        <w:rPr>
+          <w:rFonts w:ascii="微軟正黑體" w:eastAsia="微軟正黑體" w:hAnsi="微軟正黑體"/>
+          <w:b/>
+          <w:sz w:val="32"/>
+        </w:rPr>
+      </w:pPr>
+      <w:r>
+        <w:rPr>
+          <w:rFonts w:ascii="微軟正黑體" w:eastAsia="微軟正黑體" w:hAnsi="微軟正黑體" w:hint="eastAsia"/>
+          <w:b/>
+          <w:sz w:val="32"/>
         </w:rPr>
         <w:t>一些命名的規範</w:t>
       </w:r>
@@ -497,8 +748,8 @@
       <w:r>
         <w:rPr>
           <w:rFonts w:ascii="微軟正黑體" w:eastAsia="微軟正黑體" w:hAnsi="微軟正黑體"/>
-        </w:rPr>
-        <w:lastRenderedPageBreak/>
+          <w:noProof/>
+        </w:rPr>
         <w:drawing>
           <wp:inline distT="0" distB="0" distL="0" distR="0" wp14:anchorId="7317B9BF" wp14:editId="69F2DAB1">
             <wp:extent cx="5274310" cy="1506855"/>
@@ -515,7 +766,7 @@
                     <pic:cNvPicPr/>
                   </pic:nvPicPr>
                   <pic:blipFill>
-                    <a:blip r:embed="rId9"/>
+                    <a:blip r:embed="rId11"/>
                     <a:stretch>
                       <a:fillRect/>
                     </a:stretch>
@@ -539,37 +790,47 @@
     <w:p>
       <w:pPr>
         <w:rPr>
-          <w:rFonts w:ascii="微軟正黑體" w:eastAsia="微軟正黑體" w:hAnsi="微軟正黑體" w:hint="eastAsia"/>
-        </w:rPr>
-      </w:pPr>
-    </w:p>
-    <w:p>
-      <w:pPr>
-        <w:rPr>
-          <w:rFonts w:ascii="微軟正黑體" w:eastAsia="微軟正黑體" w:hAnsi="微軟正黑體"/>
-        </w:rPr>
-      </w:pPr>
-      <w:r>
-        <w:rPr>
-          <w:rFonts w:ascii="微軟正黑體" w:eastAsia="微軟正黑體" w:hAnsi="微軟正黑體"/>
+          <w:rFonts w:ascii="微軟正黑體" w:eastAsia="微軟正黑體" w:hAnsi="微軟正黑體"/>
+        </w:rPr>
+      </w:pPr>
+    </w:p>
+    <w:p>
+      <w:pPr>
+        <w:rPr>
+          <w:rFonts w:ascii="微軟正黑體" w:eastAsia="微軟正黑體" w:hAnsi="微軟正黑體"/>
+          <w:b/>
+          <w:sz w:val="32"/>
+        </w:rPr>
+      </w:pPr>
+      <w:r>
+        <w:rPr>
+          <w:rFonts w:ascii="微軟正黑體" w:eastAsia="微軟正黑體" w:hAnsi="微軟正黑體"/>
+          <w:b/>
+          <w:sz w:val="32"/>
         </w:rPr>
         <w:t>S</w:t>
       </w:r>
       <w:r>
         <w:rPr>
           <w:rFonts w:ascii="微軟正黑體" w:eastAsia="微軟正黑體" w:hAnsi="微軟正黑體" w:hint="eastAsia"/>
+          <w:b/>
+          <w:sz w:val="32"/>
         </w:rPr>
         <w:t>emantic version 版本</w:t>
       </w:r>
       <w:r>
         <w:rPr>
           <w:rFonts w:ascii="微軟正黑體" w:eastAsia="微軟正黑體" w:hAnsi="微軟正黑體" w:hint="eastAsia"/>
+          <w:b/>
+          <w:sz w:val="32"/>
         </w:rPr>
         <w:t>數字</w:t>
       </w:r>
       <w:r>
         <w:rPr>
           <w:rFonts w:ascii="微軟正黑體" w:eastAsia="微軟正黑體" w:hAnsi="微軟正黑體" w:hint="eastAsia"/>
+          <w:b/>
+          <w:sz w:val="32"/>
         </w:rPr>
         <w:t>的意義</w:t>
       </w:r>
@@ -615,39 +876,67 @@
         <w:rPr>
           <w:rFonts w:ascii="微軟正黑體" w:eastAsia="微軟正黑體" w:hAnsi="微軟正黑體"/>
         </w:rPr>
+        <w:t>三個數字分別代表</w:t>
+      </w:r>
+      <w:r>
+        <w:rPr>
+          <w:rFonts w:ascii="微軟正黑體" w:eastAsia="微軟正黑體" w:hAnsi="微軟正黑體"/>
+        </w:rPr>
         <w:t>M</w:t>
       </w:r>
       <w:r>
         <w:rPr>
           <w:rFonts w:ascii="微軟正黑體" w:eastAsia="微軟正黑體" w:hAnsi="微軟正黑體" w:hint="eastAsia"/>
         </w:rPr>
-        <w:t>ajor mino patch</w:t>
-      </w:r>
-    </w:p>
-    <w:p>
-      <w:pPr>
-        <w:rPr>
-          <w:rFonts w:ascii="微軟正黑體" w:eastAsia="微軟正黑體" w:hAnsi="微軟正黑體"/>
-        </w:rPr>
-      </w:pPr>
-      <w:r>
-        <w:rPr>
-          <w:rFonts w:ascii="微軟正黑體" w:eastAsia="微軟正黑體" w:hAnsi="微軟正黑體" w:hint="eastAsia"/>
-        </w:rPr>
-        <w:t>第一碼代表重大更新</w:t>
-      </w:r>
-    </w:p>
-    <w:p>
-      <w:pPr>
-        <w:rPr>
-          <w:rFonts w:ascii="微軟正黑體" w:eastAsia="微軟正黑體" w:hAnsi="微軟正黑體"/>
-        </w:rPr>
-      </w:pPr>
-      <w:r>
-        <w:rPr>
-          <w:rFonts w:ascii="微軟正黑體" w:eastAsia="微軟正黑體" w:hAnsi="微軟正黑體" w:hint="eastAsia"/>
-        </w:rPr>
-        <w:t>第二碼是小更新</w:t>
+        <w:t>ajor、Mino、P</w:t>
+      </w:r>
+      <w:r>
+        <w:rPr>
+          <w:rFonts w:ascii="微軟正黑體" w:eastAsia="微軟正黑體" w:hAnsi="微軟正黑體" w:hint="eastAsia"/>
+        </w:rPr>
+        <w:t>atch</w:t>
+      </w:r>
+    </w:p>
+    <w:p>
+      <w:pPr>
+        <w:rPr>
+          <w:rFonts w:ascii="微軟正黑體" w:eastAsia="微軟正黑體" w:hAnsi="微軟正黑體"/>
+        </w:rPr>
+      </w:pPr>
+      <w:proofErr w:type="gramStart"/>
+      <w:r>
+        <w:rPr>
+          <w:rFonts w:ascii="微軟正黑體" w:eastAsia="微軟正黑體" w:hAnsi="微軟正黑體" w:hint="eastAsia"/>
+        </w:rPr>
+        <w:t>第一碼</w:t>
+      </w:r>
+      <w:proofErr w:type="gramEnd"/>
+      <w:r>
+        <w:rPr>
+          <w:rFonts w:ascii="微軟正黑體" w:eastAsia="微軟正黑體" w:hAnsi="微軟正黑體" w:hint="eastAsia"/>
+        </w:rPr>
+        <w:t>代表重大更新</w:t>
+      </w:r>
+    </w:p>
+    <w:p>
+      <w:pPr>
+        <w:rPr>
+          <w:rFonts w:ascii="微軟正黑體" w:eastAsia="微軟正黑體" w:hAnsi="微軟正黑體"/>
+        </w:rPr>
+      </w:pPr>
+      <w:proofErr w:type="gramStart"/>
+      <w:r>
+        <w:rPr>
+          <w:rFonts w:ascii="微軟正黑體" w:eastAsia="微軟正黑體" w:hAnsi="微軟正黑體" w:hint="eastAsia"/>
+        </w:rPr>
+        <w:t>第二碼</w:t>
+      </w:r>
+      <w:proofErr w:type="gramEnd"/>
+      <w:r>
+        <w:rPr>
+          <w:rFonts w:ascii="微軟正黑體" w:eastAsia="微軟正黑體" w:hAnsi="微軟正黑體" w:hint="eastAsia"/>
+        </w:rPr>
+        <w:t>是小更新</w:t>
       </w:r>
     </w:p>
     <w:p>
@@ -666,13 +955,15 @@
     <w:p>
       <w:pPr>
         <w:rPr>
-          <w:rFonts w:ascii="微軟正黑體" w:eastAsia="微軟正黑體" w:hAnsi="微軟正黑體" w:hint="eastAsia"/>
-        </w:rPr>
-      </w:pPr>
-      <w:r>
-        <w:rPr>
-          <w:rFonts w:ascii="微軟正黑體" w:eastAsia="微軟正黑體" w:hAnsi="微軟正黑體"/>
-        </w:rPr>
+          <w:rFonts w:ascii="微軟正黑體" w:eastAsia="微軟正黑體" w:hAnsi="微軟正黑體"/>
+        </w:rPr>
+      </w:pPr>
+      <w:r>
+        <w:rPr>
+          <w:rFonts w:ascii="微軟正黑體" w:eastAsia="微軟正黑體" w:hAnsi="微軟正黑體"/>
+          <w:noProof/>
+        </w:rPr>
+        <w:lastRenderedPageBreak/>
         <w:drawing>
           <wp:inline distT="0" distB="0" distL="0" distR="0" wp14:anchorId="6E28062D" wp14:editId="5E36C399">
             <wp:extent cx="5274310" cy="2876550"/>
@@ -689,7 +980,7 @@
                     <pic:cNvPicPr/>
                   </pic:nvPicPr>
                   <pic:blipFill>
-                    <a:blip r:embed="rId10"/>
+                    <a:blip r:embed="rId12"/>
                     <a:stretch>
                       <a:fillRect/>
                     </a:stretch>
@@ -716,60 +1007,13 @@
           <w:rFonts w:ascii="微軟正黑體" w:eastAsia="微軟正黑體" w:hAnsi="微軟正黑體"/>
         </w:rPr>
       </w:pPr>
-    </w:p>
-    <w:p>
-      <w:pPr>
-        <w:rPr>
-          <w:rFonts w:ascii="微軟正黑體" w:eastAsia="微軟正黑體" w:hAnsi="微軟正黑體" w:hint="eastAsia"/>
-        </w:rPr>
-      </w:pPr>
-    </w:p>
-    <w:p>
-      <w:pPr>
-        <w:rPr>
-          <w:rFonts w:ascii="微軟正黑體" w:eastAsia="微軟正黑體" w:hAnsi="微軟正黑體"/>
-        </w:rPr>
-      </w:pPr>
-    </w:p>
-    <w:p>
-      <w:pPr>
-        <w:rPr>
-          <w:rFonts w:ascii="微軟正黑體" w:eastAsia="微軟正黑體" w:hAnsi="微軟正黑體"/>
-        </w:rPr>
-      </w:pPr>
-    </w:p>
-    <w:p>
-      <w:pPr>
-        <w:rPr>
-          <w:rFonts w:ascii="微軟正黑體" w:eastAsia="微軟正黑體" w:hAnsi="微軟正黑體"/>
-        </w:rPr>
-      </w:pPr>
-    </w:p>
-    <w:p>
-      <w:pPr>
-        <w:rPr>
-          <w:rFonts w:ascii="微軟正黑體" w:eastAsia="微軟正黑體" w:hAnsi="微軟正黑體"/>
-        </w:rPr>
-      </w:pPr>
-    </w:p>
-    <w:p>
-      <w:pPr>
-        <w:rPr>
-          <w:rFonts w:ascii="微軟正黑體" w:eastAsia="微軟正黑體" w:hAnsi="微軟正黑體" w:hint="eastAsia"/>
-        </w:rPr>
-      </w:pPr>
-    </w:p>
-    <w:p>
-      <w:pPr>
-        <w:rPr>
-          <w:rFonts w:ascii="微軟正黑體" w:eastAsia="微軟正黑體" w:hAnsi="微軟正黑體"/>
-        </w:rPr>
-      </w:pPr>
-    </w:p>
-    <w:p>
-      <w:pPr>
-        <w:rPr>
-          <w:rFonts w:ascii="微軟正黑體" w:eastAsia="微軟正黑體" w:hAnsi="微軟正黑體" w:hint="eastAsia"/>
+      <w:bookmarkStart w:id="0" w:name="_GoBack"/>
+      <w:bookmarkEnd w:id="0"/>
+    </w:p>
+    <w:p>
+      <w:pPr>
+        <w:rPr>
+          <w:rFonts w:ascii="微軟正黑體" w:eastAsia="微軟正黑體" w:hAnsi="微軟正黑體"/>
         </w:rPr>
       </w:pPr>
     </w:p>
@@ -783,8 +1027,105 @@
 </w:document>
 </file>
 
+<file path=word/numbering.xml><?xml version="1.0" encoding="utf-8"?>
+<w:numbering xmlns:wpc="http://schemas.microsoft.com/office/word/2010/wordprocessingCanvas" xmlns:mc="http://schemas.openxmlformats.org/markup-compatibility/2006" xmlns:o="urn:schemas-microsoft-com:office:office" xmlns:r="http://schemas.openxmlformats.org/officeDocument/2006/relationships" xmlns:m="http://schemas.openxmlformats.org/officeDocument/2006/math" xmlns:v="urn:schemas-microsoft-com:vml" xmlns:wp14="http://schemas.microsoft.com/office/word/2010/wordprocessingDrawing" xmlns:wp="http://schemas.openxmlformats.org/drawingml/2006/wordprocessingDrawing" xmlns:w10="urn:schemas-microsoft-com:office:word" xmlns:w="http://schemas.openxmlformats.org/wordprocessingml/2006/main" xmlns:w14="http://schemas.microsoft.com/office/word/2010/wordml" xmlns:wpg="http://schemas.microsoft.com/office/word/2010/wordprocessingGroup" xmlns:wpi="http://schemas.microsoft.com/office/word/2010/wordprocessingInk" xmlns:wne="http://schemas.microsoft.com/office/word/2006/wordml" xmlns:wps="http://schemas.microsoft.com/office/word/2010/wordprocessingShape" mc:Ignorable="w14 wp14">
+  <w:abstractNum w:abstractNumId="0">
+    <w:nsid w:val="6E2B2B19"/>
+    <w:multiLevelType w:val="hybridMultilevel"/>
+    <w:tmpl w:val="BA3055A0"/>
+    <w:lvl w:ilvl="0" w:tplc="61349806">
+      <w:start w:val="1"/>
+      <w:numFmt w:val="decimal"/>
+      <w:lvlText w:val="%1."/>
+      <w:lvlJc w:val="left"/>
+      <w:pPr>
+        <w:ind w:left="360" w:hanging="360"/>
+      </w:pPr>
+      <w:rPr>
+        <w:rFonts w:hint="default"/>
+      </w:rPr>
+    </w:lvl>
+    <w:lvl w:ilvl="1" w:tplc="04090019" w:tentative="1">
+      <w:start w:val="1"/>
+      <w:numFmt w:val="ideographTraditional"/>
+      <w:lvlText w:val="%2、"/>
+      <w:lvlJc w:val="left"/>
+      <w:pPr>
+        <w:ind w:left="960" w:hanging="480"/>
+      </w:pPr>
+    </w:lvl>
+    <w:lvl w:ilvl="2" w:tplc="0409001B" w:tentative="1">
+      <w:start w:val="1"/>
+      <w:numFmt w:val="lowerRoman"/>
+      <w:lvlText w:val="%3."/>
+      <w:lvlJc w:val="right"/>
+      <w:pPr>
+        <w:ind w:left="1440" w:hanging="480"/>
+      </w:pPr>
+    </w:lvl>
+    <w:lvl w:ilvl="3" w:tplc="0409000F" w:tentative="1">
+      <w:start w:val="1"/>
+      <w:numFmt w:val="decimal"/>
+      <w:lvlText w:val="%4."/>
+      <w:lvlJc w:val="left"/>
+      <w:pPr>
+        <w:ind w:left="1920" w:hanging="480"/>
+      </w:pPr>
+    </w:lvl>
+    <w:lvl w:ilvl="4" w:tplc="04090019" w:tentative="1">
+      <w:start w:val="1"/>
+      <w:numFmt w:val="ideographTraditional"/>
+      <w:lvlText w:val="%5、"/>
+      <w:lvlJc w:val="left"/>
+      <w:pPr>
+        <w:ind w:left="2400" w:hanging="480"/>
+      </w:pPr>
+    </w:lvl>
+    <w:lvl w:ilvl="5" w:tplc="0409001B" w:tentative="1">
+      <w:start w:val="1"/>
+      <w:numFmt w:val="lowerRoman"/>
+      <w:lvlText w:val="%6."/>
+      <w:lvlJc w:val="right"/>
+      <w:pPr>
+        <w:ind w:left="2880" w:hanging="480"/>
+      </w:pPr>
+    </w:lvl>
+    <w:lvl w:ilvl="6" w:tplc="0409000F" w:tentative="1">
+      <w:start w:val="1"/>
+      <w:numFmt w:val="decimal"/>
+      <w:lvlText w:val="%7."/>
+      <w:lvlJc w:val="left"/>
+      <w:pPr>
+        <w:ind w:left="3360" w:hanging="480"/>
+      </w:pPr>
+    </w:lvl>
+    <w:lvl w:ilvl="7" w:tplc="04090019" w:tentative="1">
+      <w:start w:val="1"/>
+      <w:numFmt w:val="ideographTraditional"/>
+      <w:lvlText w:val="%8、"/>
+      <w:lvlJc w:val="left"/>
+      <w:pPr>
+        <w:ind w:left="3840" w:hanging="480"/>
+      </w:pPr>
+    </w:lvl>
+    <w:lvl w:ilvl="8" w:tplc="0409001B" w:tentative="1">
+      <w:start w:val="1"/>
+      <w:numFmt w:val="lowerRoman"/>
+      <w:lvlText w:val="%9."/>
+      <w:lvlJc w:val="right"/>
+      <w:pPr>
+        <w:ind w:left="4320" w:hanging="480"/>
+      </w:pPr>
+    </w:lvl>
+  </w:abstractNum>
+  <w:num w:numId="1">
+    <w:abstractNumId w:val="0"/>
+  </w:num>
+</w:numbering>
+</file>
+
 <file path=word/styles.xml><?xml version="1.0" encoding="utf-8"?>
-<w:styles xmlns:mc="http://schemas.openxmlformats.org/markup-compatibility/2006" xmlns:r="http://schemas.openxmlformats.org/officeDocument/2006/relationships" xmlns:w="http://schemas.openxmlformats.org/wordprocessingml/2006/main" xmlns:w14="http://schemas.microsoft.com/office/word/2010/wordml" xmlns:w15="http://schemas.microsoft.com/office/word/2012/wordml" xmlns:w16cex="http://schemas.microsoft.com/office/word/2018/wordml/cex" xmlns:w16cid="http://schemas.microsoft.com/office/word/2016/wordml/cid" xmlns:w16="http://schemas.microsoft.com/office/word/2018/wordml" xmlns:w16du="http://schemas.microsoft.com/office/word/2023/wordml/word16du" xmlns:w16sdtdh="http://schemas.microsoft.com/office/word/2020/wordml/sdtdatahash" xmlns:w16sdtfl="http://schemas.microsoft.com/office/word/2024/wordml/sdtformatlock" xmlns:w16se="http://schemas.microsoft.com/office/word/2015/wordml/symex" mc:Ignorable="w14 w15 w16se w16cid w16 w16cex w16sdtdh w16sdtfl w16du">
+<w:styles xmlns:mc="http://schemas.openxmlformats.org/markup-compatibility/2006" xmlns:r="http://schemas.openxmlformats.org/officeDocument/2006/relationships" xmlns:w="http://schemas.openxmlformats.org/wordprocessingml/2006/main" xmlns:w14="http://schemas.microsoft.com/office/word/2010/wordml" mc:Ignorable="w14">
   <w:docDefaults>
     <w:rPrDefault>
       <w:rPr>
@@ -802,383 +1143,144 @@
       </w:pPr>
     </w:pPrDefault>
   </w:docDefaults>
-  <w:latentStyles w:defLockedState="0" w:defUIPriority="99" w:defSemiHidden="0" w:defUnhideWhenUsed="0" w:defQFormat="0" w:count="376">
-    <w:lsdException w:name="Normal" w:uiPriority="0" w:qFormat="1"/>
-    <w:lsdException w:name="heading 1" w:uiPriority="9" w:qFormat="1"/>
-    <w:lsdException w:name="heading 2" w:semiHidden="1" w:uiPriority="9" w:unhideWhenUsed="1" w:qFormat="1"/>
-    <w:lsdException w:name="heading 3" w:semiHidden="1" w:uiPriority="9" w:unhideWhenUsed="1" w:qFormat="1"/>
-    <w:lsdException w:name="heading 4" w:semiHidden="1" w:uiPriority="9" w:unhideWhenUsed="1" w:qFormat="1"/>
-    <w:lsdException w:name="heading 5" w:semiHidden="1" w:uiPriority="9" w:unhideWhenUsed="1" w:qFormat="1"/>
-    <w:lsdException w:name="heading 6" w:semiHidden="1" w:uiPriority="9" w:unhideWhenUsed="1" w:qFormat="1"/>
-    <w:lsdException w:name="heading 7" w:semiHidden="1" w:uiPriority="9" w:unhideWhenUsed="1" w:qFormat="1"/>
-    <w:lsdException w:name="heading 8" w:semiHidden="1" w:uiPriority="9" w:unhideWhenUsed="1" w:qFormat="1"/>
-    <w:lsdException w:name="heading 9" w:semiHidden="1" w:uiPriority="9" w:unhideWhenUsed="1" w:qFormat="1"/>
-    <w:lsdException w:name="index 1" w:semiHidden="1" w:unhideWhenUsed="1"/>
-    <w:lsdException w:name="index 2" w:semiHidden="1" w:unhideWhenUsed="1"/>
-    <w:lsdException w:name="index 3" w:semiHidden="1" w:unhideWhenUsed="1"/>
-    <w:lsdException w:name="index 4" w:semiHidden="1" w:unhideWhenUsed="1"/>
-    <w:lsdException w:name="index 5" w:semiHidden="1" w:unhideWhenUsed="1"/>
-    <w:lsdException w:name="index 6" w:semiHidden="1" w:unhideWhenUsed="1"/>
-    <w:lsdException w:name="index 7" w:semiHidden="1" w:unhideWhenUsed="1"/>
-    <w:lsdException w:name="index 8" w:semiHidden="1" w:unhideWhenUsed="1"/>
-    <w:lsdException w:name="index 9" w:semiHidden="1" w:unhideWhenUsed="1"/>
-    <w:lsdException w:name="toc 1" w:semiHidden="1" w:uiPriority="39" w:unhideWhenUsed="1"/>
-    <w:lsdException w:name="toc 2" w:semiHidden="1" w:uiPriority="39" w:unhideWhenUsed="1"/>
-    <w:lsdException w:name="toc 3" w:semiHidden="1" w:uiPriority="39" w:unhideWhenUsed="1"/>
-    <w:lsdException w:name="toc 4" w:semiHidden="1" w:uiPriority="39" w:unhideWhenUsed="1"/>
-    <w:lsdException w:name="toc 5" w:semiHidden="1" w:uiPriority="39" w:unhideWhenUsed="1"/>
-    <w:lsdException w:name="toc 6" w:semiHidden="1" w:uiPriority="39" w:unhideWhenUsed="1"/>
-    <w:lsdException w:name="toc 7" w:semiHidden="1" w:uiPriority="39" w:unhideWhenUsed="1"/>
-    <w:lsdException w:name="toc 8" w:semiHidden="1" w:uiPriority="39" w:unhideWhenUsed="1"/>
-    <w:lsdException w:name="toc 9" w:semiHidden="1" w:uiPriority="39" w:unhideWhenUsed="1"/>
-    <w:lsdException w:name="Normal Indent" w:semiHidden="1" w:unhideWhenUsed="1"/>
-    <w:lsdException w:name="footnote text" w:semiHidden="1" w:unhideWhenUsed="1"/>
-    <w:lsdException w:name="annotation text" w:semiHidden="1" w:unhideWhenUsed="1"/>
-    <w:lsdException w:name="header" w:semiHidden="1" w:unhideWhenUsed="1"/>
-    <w:lsdException w:name="footer" w:semiHidden="1" w:unhideWhenUsed="1"/>
-    <w:lsdException w:name="index heading" w:semiHidden="1" w:unhideWhenUsed="1"/>
-    <w:lsdException w:name="caption" w:semiHidden="1" w:uiPriority="35" w:unhideWhenUsed="1" w:qFormat="1"/>
-    <w:lsdException w:name="table of figures" w:semiHidden="1" w:unhideWhenUsed="1"/>
-    <w:lsdException w:name="envelope address" w:semiHidden="1" w:unhideWhenUsed="1"/>
-    <w:lsdException w:name="envelope return" w:semiHidden="1" w:unhideWhenUsed="1"/>
-    <w:lsdException w:name="footnote reference" w:semiHidden="1" w:unhideWhenUsed="1"/>
-    <w:lsdException w:name="annotation reference" w:semiHidden="1" w:unhideWhenUsed="1"/>
-    <w:lsdException w:name="line number" w:semiHidden="1" w:unhideWhenUsed="1"/>
-    <w:lsdException w:name="page number" w:semiHidden="1" w:unhideWhenUsed="1"/>
-    <w:lsdException w:name="endnote reference" w:semiHidden="1" w:unhideWhenUsed="1"/>
-    <w:lsdException w:name="endnote text" w:semiHidden="1" w:unhideWhenUsed="1"/>
-    <w:lsdException w:name="table of authorities" w:semiHidden="1" w:unhideWhenUsed="1"/>
-    <w:lsdException w:name="macro" w:semiHidden="1" w:unhideWhenUsed="1"/>
-    <w:lsdException w:name="toa heading" w:semiHidden="1" w:unhideWhenUsed="1"/>
-    <w:lsdException w:name="List" w:semiHidden="1" w:unhideWhenUsed="1"/>
-    <w:lsdException w:name="List Bullet" w:semiHidden="1" w:unhideWhenUsed="1"/>
-    <w:lsdException w:name="List Number" w:semiHidden="1" w:unhideWhenUsed="1"/>
-    <w:lsdException w:name="List 2" w:semiHidden="1" w:unhideWhenUsed="1"/>
-    <w:lsdException w:name="List 3" w:semiHidden="1" w:unhideWhenUsed="1"/>
-    <w:lsdException w:name="List 4" w:semiHidden="1" w:unhideWhenUsed="1"/>
-    <w:lsdException w:name="List 5" w:semiHidden="1" w:unhideWhenUsed="1"/>
-    <w:lsdException w:name="List Bullet 2" w:semiHidden="1" w:unhideWhenUsed="1"/>
-    <w:lsdException w:name="List Bullet 3" w:semiHidden="1" w:unhideWhenUsed="1"/>
-    <w:lsdException w:name="List Bullet 4" w:semiHidden="1" w:unhideWhenUsed="1"/>
-    <w:lsdException w:name="List Bullet 5" w:semiHidden="1" w:unhideWhenUsed="1"/>
-    <w:lsdException w:name="List Number 2" w:semiHidden="1" w:unhideWhenUsed="1"/>
-    <w:lsdException w:name="List Number 3" w:semiHidden="1" w:unhideWhenUsed="1"/>
-    <w:lsdException w:name="List Number 4" w:semiHidden="1" w:unhideWhenUsed="1"/>
-    <w:lsdException w:name="List Number 5" w:semiHidden="1" w:unhideWhenUsed="1"/>
-    <w:lsdException w:name="Title" w:uiPriority="10" w:qFormat="1"/>
-    <w:lsdException w:name="Closing" w:semiHidden="1" w:unhideWhenUsed="1"/>
-    <w:lsdException w:name="Signature" w:semiHidden="1" w:unhideWhenUsed="1"/>
-    <w:lsdException w:name="Default Paragraph Font" w:semiHidden="1" w:uiPriority="1" w:unhideWhenUsed="1"/>
-    <w:lsdException w:name="Body Text" w:semiHidden="1" w:unhideWhenUsed="1"/>
-    <w:lsdException w:name="Body Text Indent" w:semiHidden="1" w:unhideWhenUsed="1"/>
-    <w:lsdException w:name="List Continue" w:semiHidden="1" w:unhideWhenUsed="1"/>
-    <w:lsdException w:name="List Continue 2" w:semiHidden="1" w:unhideWhenUsed="1"/>
-    <w:lsdException w:name="List Continue 3" w:semiHidden="1" w:unhideWhenUsed="1"/>
-    <w:lsdException w:name="List Continue 4" w:semiHidden="1" w:unhideWhenUsed="1"/>
-    <w:lsdException w:name="List Continue 5" w:semiHidden="1" w:unhideWhenUsed="1"/>
-    <w:lsdException w:name="Message Header" w:semiHidden="1" w:unhideWhenUsed="1"/>
-    <w:lsdException w:name="Subtitle" w:uiPriority="11" w:qFormat="1"/>
-    <w:lsdException w:name="Salutation" w:semiHidden="1" w:unhideWhenUsed="1"/>
-    <w:lsdException w:name="Date" w:semiHidden="1" w:unhideWhenUsed="1"/>
-    <w:lsdException w:name="Body Text First Indent" w:semiHidden="1" w:unhideWhenUsed="1"/>
-    <w:lsdException w:name="Body Text First Indent 2" w:semiHidden="1" w:unhideWhenUsed="1"/>
-    <w:lsdException w:name="Note Heading" w:semiHidden="1" w:unhideWhenUsed="1"/>
-    <w:lsdException w:name="Body Text 2" w:semiHidden="1" w:unhideWhenUsed="1"/>
-    <w:lsdException w:name="Body Text 3" w:semiHidden="1" w:unhideWhenUsed="1"/>
-    <w:lsdException w:name="Body Text Indent 2" w:semiHidden="1" w:unhideWhenUsed="1"/>
-    <w:lsdException w:name="Body Text Indent 3" w:semiHidden="1" w:unhideWhenUsed="1"/>
-    <w:lsdException w:name="Block Text" w:semiHidden="1" w:unhideWhenUsed="1"/>
-    <w:lsdException w:name="Hyperlink" w:semiHidden="1" w:unhideWhenUsed="1"/>
-    <w:lsdException w:name="FollowedHyperlink" w:semiHidden="1" w:unhideWhenUsed="1"/>
-    <w:lsdException w:name="Strong" w:uiPriority="22" w:qFormat="1"/>
-    <w:lsdException w:name="Emphasis" w:uiPriority="20" w:qFormat="1"/>
-    <w:lsdException w:name="Document Map" w:semiHidden="1" w:unhideWhenUsed="1"/>
-    <w:lsdException w:name="Plain Text" w:semiHidden="1" w:unhideWhenUsed="1"/>
-    <w:lsdException w:name="E-mail Signature" w:semiHidden="1" w:unhideWhenUsed="1"/>
-    <w:lsdException w:name="HTML Top of Form" w:semiHidden="1" w:unhideWhenUsed="1"/>
-    <w:lsdException w:name="HTML Bottom of Form" w:semiHidden="1" w:unhideWhenUsed="1"/>
-    <w:lsdException w:name="Normal (Web)" w:semiHidden="1" w:unhideWhenUsed="1"/>
-    <w:lsdException w:name="HTML Acronym" w:semiHidden="1" w:unhideWhenUsed="1"/>
-    <w:lsdException w:name="HTML Address" w:semiHidden="1" w:unhideWhenUsed="1"/>
-    <w:lsdException w:name="HTML Cite" w:semiHidden="1" w:unhideWhenUsed="1"/>
-    <w:lsdException w:name="HTML Code" w:semiHidden="1" w:unhideWhenUsed="1"/>
-    <w:lsdException w:name="HTML Definition" w:semiHidden="1" w:unhideWhenUsed="1"/>
-    <w:lsdException w:name="HTML Keyboard" w:semiHidden="1" w:unhideWhenUsed="1"/>
-    <w:lsdException w:name="HTML Preformatted" w:semiHidden="1" w:unhideWhenUsed="1"/>
-    <w:lsdException w:name="HTML Sample" w:semiHidden="1" w:unhideWhenUsed="1"/>
-    <w:lsdException w:name="HTML Typewriter" w:semiHidden="1" w:unhideWhenUsed="1"/>
-    <w:lsdException w:name="HTML Variable" w:semiHidden="1" w:unhideWhenUsed="1"/>
-    <w:lsdException w:name="Normal Table" w:semiHidden="1" w:unhideWhenUsed="1"/>
-    <w:lsdException w:name="annotation subject" w:semiHidden="1" w:unhideWhenUsed="1"/>
-    <w:lsdException w:name="No List" w:semiHidden="1" w:unhideWhenUsed="1"/>
-    <w:lsdException w:name="Outline List 1" w:semiHidden="1" w:unhideWhenUsed="1"/>
-    <w:lsdException w:name="Outline List 2" w:semiHidden="1" w:unhideWhenUsed="1"/>
-    <w:lsdException w:name="Outline List 3" w:semiHidden="1" w:unhideWhenUsed="1"/>
-    <w:lsdException w:name="Table Simple 1" w:semiHidden="1" w:unhideWhenUsed="1"/>
-    <w:lsdException w:name="Table Simple 2" w:semiHidden="1" w:unhideWhenUsed="1"/>
-    <w:lsdException w:name="Table Simple 3" w:semiHidden="1" w:unhideWhenUsed="1"/>
-    <w:lsdException w:name="Table Classic 1" w:semiHidden="1" w:unhideWhenUsed="1"/>
-    <w:lsdException w:name="Table Classic 2" w:semiHidden="1" w:unhideWhenUsed="1"/>
-    <w:lsdException w:name="Table Classic 3" w:semiHidden="1" w:unhideWhenUsed="1"/>
-    <w:lsdException w:name="Table Classic 4" w:semiHidden="1" w:unhideWhenUsed="1"/>
-    <w:lsdException w:name="Table Colorful 1" w:semiHidden="1" w:unhideWhenUsed="1"/>
-    <w:lsdException w:name="Table Colorful 2" w:semiHidden="1" w:unhideWhenUsed="1"/>
-    <w:lsdException w:name="Table Colorful 3" w:semiHidden="1" w:unhideWhenUsed="1"/>
-    <w:lsdException w:name="Table Columns 1" w:semiHidden="1" w:unhideWhenUsed="1"/>
-    <w:lsdException w:name="Table Columns 2" w:semiHidden="1" w:unhideWhenUsed="1"/>
-    <w:lsdException w:name="Table Columns 3" w:semiHidden="1" w:unhideWhenUsed="1"/>
-    <w:lsdException w:name="Table Columns 4" w:semiHidden="1" w:unhideWhenUsed="1"/>
-    <w:lsdException w:name="Table Columns 5" w:semiHidden="1" w:unhideWhenUsed="1"/>
-    <w:lsdException w:name="Table Grid 1" w:semiHidden="1" w:unhideWhenUsed="1"/>
-    <w:lsdException w:name="Table Grid 2" w:semiHidden="1" w:unhideWhenUsed="1"/>
-    <w:lsdException w:name="Table Grid 3" w:semiHidden="1" w:unhideWhenUsed="1"/>
-    <w:lsdException w:name="Table Grid 4" w:semiHidden="1" w:unhideWhenUsed="1"/>
-    <w:lsdException w:name="Table Grid 5" w:semiHidden="1" w:unhideWhenUsed="1"/>
-    <w:lsdException w:name="Table Grid 6" w:semiHidden="1" w:unhideWhenUsed="1"/>
-    <w:lsdException w:name="Table Grid 7" w:semiHidden="1" w:unhideWhenUsed="1"/>
-    <w:lsdException w:name="Table Grid 8" w:semiHidden="1" w:unhideWhenUsed="1"/>
-    <w:lsdException w:name="Table List 1" w:semiHidden="1" w:unhideWhenUsed="1"/>
-    <w:lsdException w:name="Table List 2" w:semiHidden="1" w:unhideWhenUsed="1"/>
-    <w:lsdException w:name="Table List 3" w:semiHidden="1" w:unhideWhenUsed="1"/>
-    <w:lsdException w:name="Table List 4" w:semiHidden="1" w:unhideWhenUsed="1"/>
-    <w:lsdException w:name="Table List 5" w:semiHidden="1" w:unhideWhenUsed="1"/>
-    <w:lsdException w:name="Table List 6" w:semiHidden="1" w:unhideWhenUsed="1"/>
-    <w:lsdException w:name="Table List 7" w:semiHidden="1" w:unhideWhenUsed="1"/>
-    <w:lsdException w:name="Table List 8" w:semiHidden="1" w:unhideWhenUsed="1"/>
-    <w:lsdException w:name="Table 3D effects 1" w:semiHidden="1" w:unhideWhenUsed="1"/>
-    <w:lsdException w:name="Table 3D effects 2" w:semiHidden="1" w:unhideWhenUsed="1"/>
-    <w:lsdException w:name="Table 3D effects 3" w:semiHidden="1" w:unhideWhenUsed="1"/>
-    <w:lsdException w:name="Table Contemporary" w:semiHidden="1" w:unhideWhenUsed="1"/>
-    <w:lsdException w:name="Table Elegant" w:semiHidden="1" w:unhideWhenUsed="1"/>
-    <w:lsdException w:name="Table Professional" w:semiHidden="1" w:unhideWhenUsed="1"/>
-    <w:lsdException w:name="Table Subtle 1" w:semiHidden="1" w:unhideWhenUsed="1"/>
-    <w:lsdException w:name="Table Subtle 2" w:semiHidden="1" w:unhideWhenUsed="1"/>
-    <w:lsdException w:name="Table Web 1" w:semiHidden="1" w:unhideWhenUsed="1"/>
-    <w:lsdException w:name="Table Web 2" w:semiHidden="1" w:unhideWhenUsed="1"/>
-    <w:lsdException w:name="Table Web 3" w:semiHidden="1" w:unhideWhenUsed="1"/>
-    <w:lsdException w:name="Balloon Text" w:semiHidden="1" w:unhideWhenUsed="1"/>
-    <w:lsdException w:name="Table Grid" w:uiPriority="39"/>
-    <w:lsdException w:name="Table Theme" w:semiHidden="1" w:unhideWhenUsed="1"/>
-    <w:lsdException w:name="Placeholder Text" w:semiHidden="1"/>
-    <w:lsdException w:name="No Spacing" w:uiPriority="1" w:qFormat="1"/>
-    <w:lsdException w:name="Light Shading" w:uiPriority="60"/>
-    <w:lsdException w:name="Light List" w:uiPriority="61"/>
-    <w:lsdException w:name="Light Grid" w:uiPriority="62"/>
-    <w:lsdException w:name="Medium Shading 1" w:uiPriority="63"/>
-    <w:lsdException w:name="Medium Shading 2" w:uiPriority="64"/>
-    <w:lsdException w:name="Medium List 1" w:uiPriority="65"/>
-    <w:lsdException w:name="Medium List 2" w:uiPriority="66"/>
-    <w:lsdException w:name="Medium Grid 1" w:uiPriority="67"/>
-    <w:lsdException w:name="Medium Grid 2" w:uiPriority="68"/>
-    <w:lsdException w:name="Medium Grid 3" w:uiPriority="69"/>
-    <w:lsdException w:name="Dark List" w:uiPriority="70"/>
-    <w:lsdException w:name="Colorful Shading" w:uiPriority="71"/>
-    <w:lsdException w:name="Colorful List" w:uiPriority="72"/>
-    <w:lsdException w:name="Colorful Grid" w:uiPriority="73"/>
-    <w:lsdException w:name="Light Shading Accent 1" w:uiPriority="60"/>
-    <w:lsdException w:name="Light List Accent 1" w:uiPriority="61"/>
-    <w:lsdException w:name="Light Grid Accent 1" w:uiPriority="62"/>
-    <w:lsdException w:name="Medium Shading 1 Accent 1" w:uiPriority="63"/>
-    <w:lsdException w:name="Medium Shading 2 Accent 1" w:uiPriority="64"/>
-    <w:lsdException w:name="Medium List 1 Accent 1" w:uiPriority="65"/>
-    <w:lsdException w:name="Revision" w:semiHidden="1"/>
-    <w:lsdException w:name="List Paragraph" w:uiPriority="34" w:qFormat="1"/>
-    <w:lsdException w:name="Quote" w:uiPriority="29" w:qFormat="1"/>
-    <w:lsdException w:name="Intense Quote" w:uiPriority="30" w:qFormat="1"/>
-    <w:lsdException w:name="Medium List 2 Accent 1" w:uiPriority="66"/>
-    <w:lsdException w:name="Medium Grid 1 Accent 1" w:uiPriority="67"/>
-    <w:lsdException w:name="Medium Grid 2 Accent 1" w:uiPriority="68"/>
-    <w:lsdException w:name="Medium Grid 3 Accent 1" w:uiPriority="69"/>
-    <w:lsdException w:name="Dark List Accent 1" w:uiPriority="70"/>
-    <w:lsdException w:name="Colorful Shading Accent 1" w:uiPriority="71"/>
-    <w:lsdException w:name="Colorful List Accent 1" w:uiPriority="72"/>
-    <w:lsdException w:name="Colorful Grid Accent 1" w:uiPriority="73"/>
-    <w:lsdException w:name="Light Shading Accent 2" w:uiPriority="60"/>
-    <w:lsdException w:name="Light List Accent 2" w:uiPriority="61"/>
-    <w:lsdException w:name="Light Grid Accent 2" w:uiPriority="62"/>
-    <w:lsdException w:name="Medium Shading 1 Accent 2" w:uiPriority="63"/>
-    <w:lsdException w:name="Medium Shading 2 Accent 2" w:uiPriority="64"/>
-    <w:lsdException w:name="Medium List 1 Accent 2" w:uiPriority="65"/>
-    <w:lsdException w:name="Medium List 2 Accent 2" w:uiPriority="66"/>
-    <w:lsdException w:name="Medium Grid 1 Accent 2" w:uiPriority="67"/>
-    <w:lsdException w:name="Medium Grid 2 Accent 2" w:uiPriority="68"/>
-    <w:lsdException w:name="Medium Grid 3 Accent 2" w:uiPriority="69"/>
-    <w:lsdException w:name="Dark List Accent 2" w:uiPriority="70"/>
-    <w:lsdException w:name="Colorful Shading Accent 2" w:uiPriority="71"/>
-    <w:lsdException w:name="Colorful List Accent 2" w:uiPriority="72"/>
-    <w:lsdException w:name="Colorful Grid Accent 2" w:uiPriority="73"/>
-    <w:lsdException w:name="Light Shading Accent 3" w:uiPriority="60"/>
-    <w:lsdException w:name="Light List Accent 3" w:uiPriority="61"/>
-    <w:lsdException w:name="Light Grid Accent 3" w:uiPriority="62"/>
-    <w:lsdException w:name="Medium Shading 1 Accent 3" w:uiPriority="63"/>
-    <w:lsdException w:name="Medium Shading 2 Accent 3" w:uiPriority="64"/>
-    <w:lsdException w:name="Medium List 1 Accent 3" w:uiPriority="65"/>
-    <w:lsdException w:name="Medium List 2 Accent 3" w:uiPriority="66"/>
-    <w:lsdException w:name="Medium Grid 1 Accent 3" w:uiPriority="67"/>
-    <w:lsdException w:name="Medium Grid 2 Accent 3" w:uiPriority="68"/>
-    <w:lsdException w:name="Medium Grid 3 Accent 3" w:uiPriority="69"/>
-    <w:lsdException w:name="Dark List Accent 3" w:uiPriority="70"/>
-    <w:lsdException w:name="Colorful Shading Accent 3" w:uiPriority="71"/>
-    <w:lsdException w:name="Colorful List Accent 3" w:uiPriority="72"/>
-    <w:lsdException w:name="Colorful Grid Accent 3" w:uiPriority="73"/>
-    <w:lsdException w:name="Light Shading Accent 4" w:uiPriority="60"/>
-    <w:lsdException w:name="Light List Accent 4" w:uiPriority="61"/>
-    <w:lsdException w:name="Light Grid Accent 4" w:uiPriority="62"/>
-    <w:lsdException w:name="Medium Shading 1 Accent 4" w:uiPriority="63"/>
-    <w:lsdException w:name="Medium Shading 2 Accent 4" w:uiPriority="64"/>
-    <w:lsdException w:name="Medium List 1 Accent 4" w:uiPriority="65"/>
-    <w:lsdException w:name="Medium List 2 Accent 4" w:uiPriority="66"/>
-    <w:lsdException w:name="Medium Grid 1 Accent 4" w:uiPriority="67"/>
-    <w:lsdException w:name="Medium Grid 2 Accent 4" w:uiPriority="68"/>
-    <w:lsdException w:name="Medium Grid 3 Accent 4" w:uiPriority="69"/>
-    <w:lsdException w:name="Dark List Accent 4" w:uiPriority="70"/>
-    <w:lsdException w:name="Colorful Shading Accent 4" w:uiPriority="71"/>
-    <w:lsdException w:name="Colorful List Accent 4" w:uiPriority="72"/>
-    <w:lsdException w:name="Colorful Grid Accent 4" w:uiPriority="73"/>
-    <w:lsdException w:name="Light Shading Accent 5" w:uiPriority="60"/>
-    <w:lsdException w:name="Light List Accent 5" w:uiPriority="61"/>
-    <w:lsdException w:name="Light Grid Accent 5" w:uiPriority="62"/>
-    <w:lsdException w:name="Medium Shading 1 Accent 5" w:uiPriority="63"/>
-    <w:lsdException w:name="Medium Shading 2 Accent 5" w:uiPriority="64"/>
-    <w:lsdException w:name="Medium List 1 Accent 5" w:uiPriority="65"/>
-    <w:lsdException w:name="Medium List 2 Accent 5" w:uiPriority="66"/>
-    <w:lsdException w:name="Medium Grid 1 Accent 5" w:uiPriority="67"/>
-    <w:lsdException w:name="Medium Grid 2 Accent 5" w:uiPriority="68"/>
-    <w:lsdException w:name="Medium Grid 3 Accent 5" w:uiPriority="69"/>
-    <w:lsdException w:name="Dark List Accent 5" w:uiPriority="70"/>
-    <w:lsdException w:name="Colorful Shading Accent 5" w:uiPriority="71"/>
-    <w:lsdException w:name="Colorful List Accent 5" w:uiPriority="72"/>
-    <w:lsdException w:name="Colorful Grid Accent 5" w:uiPriority="73"/>
-    <w:lsdException w:name="Light Shading Accent 6" w:uiPriority="60"/>
-    <w:lsdException w:name="Light List Accent 6" w:uiPriority="61"/>
-    <w:lsdException w:name="Light Grid Accent 6" w:uiPriority="62"/>
-    <w:lsdException w:name="Medium Shading 1 Accent 6" w:uiPriority="63"/>
-    <w:lsdException w:name="Medium Shading 2 Accent 6" w:uiPriority="64"/>
-    <w:lsdException w:name="Medium List 1 Accent 6" w:uiPriority="65"/>
-    <w:lsdException w:name="Medium List 2 Accent 6" w:uiPriority="66"/>
-    <w:lsdException w:name="Medium Grid 1 Accent 6" w:uiPriority="67"/>
-    <w:lsdException w:name="Medium Grid 2 Accent 6" w:uiPriority="68"/>
-    <w:lsdException w:name="Medium Grid 3 Accent 6" w:uiPriority="69"/>
-    <w:lsdException w:name="Dark List Accent 6" w:uiPriority="70"/>
-    <w:lsdException w:name="Colorful Shading Accent 6" w:uiPriority="71"/>
-    <w:lsdException w:name="Colorful List Accent 6" w:uiPriority="72"/>
-    <w:lsdException w:name="Colorful Grid Accent 6" w:uiPriority="73"/>
-    <w:lsdException w:name="Subtle Emphasis" w:uiPriority="19" w:qFormat="1"/>
-    <w:lsdException w:name="Intense Emphasis" w:uiPriority="21" w:qFormat="1"/>
-    <w:lsdException w:name="Subtle Reference" w:uiPriority="31" w:qFormat="1"/>
-    <w:lsdException w:name="Intense Reference" w:uiPriority="32" w:qFormat="1"/>
-    <w:lsdException w:name="Book Title" w:uiPriority="33" w:qFormat="1"/>
-    <w:lsdException w:name="Bibliography" w:semiHidden="1" w:uiPriority="37" w:unhideWhenUsed="1"/>
-    <w:lsdException w:name="TOC Heading" w:semiHidden="1" w:uiPriority="39" w:unhideWhenUsed="1" w:qFormat="1"/>
-    <w:lsdException w:name="Plain Table 1" w:uiPriority="41"/>
-    <w:lsdException w:name="Plain Table 2" w:uiPriority="42"/>
-    <w:lsdException w:name="Plain Table 3" w:uiPriority="43"/>
-    <w:lsdException w:name="Plain Table 4" w:uiPriority="44"/>
-    <w:lsdException w:name="Plain Table 5" w:uiPriority="45"/>
-    <w:lsdException w:name="Grid Table Light" w:uiPriority="40"/>
-    <w:lsdException w:name="Grid Table 1 Light" w:uiPriority="46"/>
-    <w:lsdException w:name="Grid Table 2" w:uiPriority="47"/>
-    <w:lsdException w:name="Grid Table 3" w:uiPriority="48"/>
-    <w:lsdException w:name="Grid Table 4" w:uiPriority="49"/>
-    <w:lsdException w:name="Grid Table 5 Dark" w:uiPriority="50"/>
-    <w:lsdException w:name="Grid Table 6 Colorful" w:uiPriority="51"/>
-    <w:lsdException w:name="Grid Table 7 Colorful" w:uiPriority="52"/>
-    <w:lsdException w:name="Grid Table 1 Light Accent 1" w:uiPriority="46"/>
-    <w:lsdException w:name="Grid Table 2 Accent 1" w:uiPriority="47"/>
-    <w:lsdException w:name="Grid Table 3 Accent 1" w:uiPriority="48"/>
-    <w:lsdException w:name="Grid Table 4 Accent 1" w:uiPriority="49"/>
-    <w:lsdException w:name="Grid Table 5 Dark Accent 1" w:uiPriority="50"/>
-    <w:lsdException w:name="Grid Table 6 Colorful Accent 1" w:uiPriority="51"/>
-    <w:lsdException w:name="Grid Table 7 Colorful Accent 1" w:uiPriority="52"/>
-    <w:lsdException w:name="Grid Table 1 Light Accent 2" w:uiPriority="46"/>
-    <w:lsdException w:name="Grid Table 2 Accent 2" w:uiPriority="47"/>
-    <w:lsdException w:name="Grid Table 3 Accent 2" w:uiPriority="48"/>
-    <w:lsdException w:name="Grid Table 4 Accent 2" w:uiPriority="49"/>
-    <w:lsdException w:name="Grid Table 5 Dark Accent 2" w:uiPriority="50"/>
-    <w:lsdException w:name="Grid Table 6 Colorful Accent 2" w:uiPriority="51"/>
-    <w:lsdException w:name="Grid Table 7 Colorful Accent 2" w:uiPriority="52"/>
-    <w:lsdException w:name="Grid Table 1 Light Accent 3" w:uiPriority="46"/>
-    <w:lsdException w:name="Grid Table 2 Accent 3" w:uiPriority="47"/>
-    <w:lsdException w:name="Grid Table 3 Accent 3" w:uiPriority="48"/>
-    <w:lsdException w:name="Grid Table 4 Accent 3" w:uiPriority="49"/>
-    <w:lsdException w:name="Grid Table 5 Dark Accent 3" w:uiPriority="50"/>
-    <w:lsdException w:name="Grid Table 6 Colorful Accent 3" w:uiPriority="51"/>
-    <w:lsdException w:name="Grid Table 7 Colorful Accent 3" w:uiPriority="52"/>
-    <w:lsdException w:name="Grid Table 1 Light Accent 4" w:uiPriority="46"/>
-    <w:lsdException w:name="Grid Table 2 Accent 4" w:uiPriority="47"/>
-    <w:lsdException w:name="Grid Table 3 Accent 4" w:uiPriority="48"/>
-    <w:lsdException w:name="Grid Table 4 Accent 4" w:uiPriority="49"/>
-    <w:lsdException w:name="Grid Table 5 Dark Accent 4" w:uiPriority="50"/>
-    <w:lsdException w:name="Grid Table 6 Colorful Accent 4" w:uiPriority="51"/>
-    <w:lsdException w:name="Grid Table 7 Colorful Accent 4" w:uiPriority="52"/>
-    <w:lsdException w:name="Grid Table 1 Light Accent 5" w:uiPriority="46"/>
-    <w:lsdException w:name="Grid Table 2 Accent 5" w:uiPriority="47"/>
-    <w:lsdException w:name="Grid Table 3 Accent 5" w:uiPriority="48"/>
-    <w:lsdException w:name="Grid Table 4 Accent 5" w:uiPriority="49"/>
-    <w:lsdException w:name="Grid Table 5 Dark Accent 5" w:uiPriority="50"/>
-    <w:lsdException w:name="Grid Table 6 Colorful Accent 5" w:uiPriority="51"/>
-    <w:lsdException w:name="Grid Table 7 Colorful Accent 5" w:uiPriority="52"/>
-    <w:lsdException w:name="Grid Table 1 Light Accent 6" w:uiPriority="46"/>
-    <w:lsdException w:name="Grid Table 2 Accent 6" w:uiPriority="47"/>
-    <w:lsdException w:name="Grid Table 3 Accent 6" w:uiPriority="48"/>
-    <w:lsdException w:name="Grid Table 4 Accent 6" w:uiPriority="49"/>
-    <w:lsdException w:name="Grid Table 5 Dark Accent 6" w:uiPriority="50"/>
-    <w:lsdException w:name="Grid Table 6 Colorful Accent 6" w:uiPriority="51"/>
-    <w:lsdException w:name="Grid Table 7 Colorful Accent 6" w:uiPriority="52"/>
-    <w:lsdException w:name="List Table 1 Light" w:uiPriority="46"/>
-    <w:lsdException w:name="List Table 2" w:uiPriority="47"/>
-    <w:lsdException w:name="List Table 3" w:uiPriority="48"/>
-    <w:lsdException w:name="List Table 4" w:uiPriority="49"/>
-    <w:lsdException w:name="List Table 5 Dark" w:uiPriority="50"/>
-    <w:lsdException w:name="List Table 6 Colorful" w:uiPriority="51"/>
-    <w:lsdException w:name="List Table 7 Colorful" w:uiPriority="52"/>
-    <w:lsdException w:name="List Table 1 Light Accent 1" w:uiPriority="46"/>
-    <w:lsdException w:name="List Table 2 Accent 1" w:uiPriority="47"/>
-    <w:lsdException w:name="List Table 3 Accent 1" w:uiPriority="48"/>
-    <w:lsdException w:name="List Table 4 Accent 1" w:uiPriority="49"/>
-    <w:lsdException w:name="List Table 5 Dark Accent 1" w:uiPriority="50"/>
-    <w:lsdException w:name="List Table 6 Colorful Accent 1" w:uiPriority="51"/>
-    <w:lsdException w:name="List Table 7 Colorful Accent 1" w:uiPriority="52"/>
-    <w:lsdException w:name="List Table 1 Light Accent 2" w:uiPriority="46"/>
-    <w:lsdException w:name="List Table 2 Accent 2" w:uiPriority="47"/>
-    <w:lsdException w:name="List Table 3 Accent 2" w:uiPriority="48"/>
-    <w:lsdException w:name="List Table 4 Accent 2" w:uiPriority="49"/>
-    <w:lsdException w:name="List Table 5 Dark Accent 2" w:uiPriority="50"/>
-    <w:lsdException w:name="List Table 6 Colorful Accent 2" w:uiPriority="51"/>
-    <w:lsdException w:name="List Table 7 Colorful Accent 2" w:uiPriority="52"/>
-    <w:lsdException w:name="List Table 1 Light Accent 3" w:uiPriority="46"/>
-    <w:lsdException w:name="List Table 2 Accent 3" w:uiPriority="47"/>
-    <w:lsdException w:name="List Table 3 Accent 3" w:uiPriority="48"/>
-    <w:lsdException w:name="List Table 4 Accent 3" w:uiPriority="49"/>
-    <w:lsdException w:name="List Table 5 Dark Accent 3" w:uiPriority="50"/>
-    <w:lsdException w:name="List Table 6 Colorful Accent 3" w:uiPriority="51"/>
-    <w:lsdException w:name="List Table 7 Colorful Accent 3" w:uiPriority="52"/>
-    <w:lsdException w:name="List Table 1 Light Accent 4" w:uiPriority="46"/>
-    <w:lsdException w:name="List Table 2 Accent 4" w:uiPriority="47"/>
-    <w:lsdException w:name="List Table 3 Accent 4" w:uiPriority="48"/>
-    <w:lsdException w:name="List Table 4 Accent 4" w:uiPriority="49"/>
-    <w:lsdException w:name="List Table 5 Dark Accent 4" w:uiPriority="50"/>
-    <w:lsdException w:name="List Table 6 Colorful Accent 4" w:uiPriority="51"/>
-    <w:lsdException w:name="List Table 7 Colorful Accent 4" w:uiPriority="52"/>
-    <w:lsdException w:name="List Table 1 Light Accent 5" w:uiPriority="46"/>
-    <w:lsdException w:name="List Table 2 Accent 5" w:uiPriority="47"/>
-    <w:lsdException w:name="List Table 3 Accent 5" w:uiPriority="48"/>
-    <w:lsdException w:name="List Table 4 Accent 5" w:uiPriority="49"/>
-    <w:lsdException w:name="List Table 5 Dark Accent 5" w:uiPriority="50"/>
-    <w:lsdException w:name="List Table 6 Colorful Accent 5" w:uiPriority="51"/>
-    <w:lsdException w:name="List Table 7 Colorful Accent 5" w:uiPriority="52"/>
-    <w:lsdException w:name="List Table 1 Light Accent 6" w:uiPriority="46"/>
-    <w:lsdException w:name="List Table 2 Accent 6" w:uiPriority="47"/>
-    <w:lsdException w:name="List Table 3 Accent 6" w:uiPriority="48"/>
-    <w:lsdException w:name="List Table 4 Accent 6" w:uiPriority="49"/>
-    <w:lsdException w:name="List Table 5 Dark Accent 6" w:uiPriority="50"/>
-    <w:lsdException w:name="List Table 6 Colorful Accent 6" w:uiPriority="51"/>
-    <w:lsdException w:name="List Table 7 Colorful Accent 6" w:uiPriority="52"/>
-    <w:lsdException w:name="Mention" w:semiHidden="1" w:unhideWhenUsed="1"/>
-    <w:lsdException w:name="Smart Hyperlink" w:semiHidden="1" w:unhideWhenUsed="1"/>
-    <w:lsdException w:name="Hashtag" w:semiHidden="1" w:unhideWhenUsed="1"/>
-    <w:lsdException w:name="Unresolved Mention" w:semiHidden="1" w:unhideWhenUsed="1"/>
-    <w:lsdException w:name="Smart Link" w:semiHidden="1" w:unhideWhenUsed="1"/>
+  <w:latentStyles w:defLockedState="0" w:defUIPriority="99" w:defSemiHidden="1" w:defUnhideWhenUsed="1" w:defQFormat="0" w:count="267">
+    <w:lsdException w:name="Normal" w:semiHidden="0" w:uiPriority="0" w:unhideWhenUsed="0" w:qFormat="1"/>
+    <w:lsdException w:name="heading 1" w:semiHidden="0" w:uiPriority="9" w:unhideWhenUsed="0" w:qFormat="1"/>
+    <w:lsdException w:name="heading 2" w:uiPriority="9" w:qFormat="1"/>
+    <w:lsdException w:name="heading 3" w:uiPriority="9" w:qFormat="1"/>
+    <w:lsdException w:name="heading 4" w:uiPriority="9" w:qFormat="1"/>
+    <w:lsdException w:name="heading 5" w:uiPriority="9" w:qFormat="1"/>
+    <w:lsdException w:name="heading 6" w:uiPriority="9" w:qFormat="1"/>
+    <w:lsdException w:name="heading 7" w:uiPriority="9" w:qFormat="1"/>
+    <w:lsdException w:name="heading 8" w:uiPriority="9" w:qFormat="1"/>
+    <w:lsdException w:name="heading 9" w:uiPriority="9" w:qFormat="1"/>
+    <w:lsdException w:name="toc 1" w:uiPriority="39"/>
+    <w:lsdException w:name="toc 2" w:uiPriority="39"/>
+    <w:lsdException w:name="toc 3" w:uiPriority="39"/>
+    <w:lsdException w:name="toc 4" w:uiPriority="39"/>
+    <w:lsdException w:name="toc 5" w:uiPriority="39"/>
+    <w:lsdException w:name="toc 6" w:uiPriority="39"/>
+    <w:lsdException w:name="toc 7" w:uiPriority="39"/>
+    <w:lsdException w:name="toc 8" w:uiPriority="39"/>
+    <w:lsdException w:name="toc 9" w:uiPriority="39"/>
+    <w:lsdException w:name="caption" w:uiPriority="35" w:qFormat="1"/>
+    <w:lsdException w:name="Title" w:semiHidden="0" w:uiPriority="10" w:unhideWhenUsed="0" w:qFormat="1"/>
+    <w:lsdException w:name="Default Paragraph Font" w:uiPriority="1"/>
+    <w:lsdException w:name="Subtitle" w:semiHidden="0" w:uiPriority="11" w:unhideWhenUsed="0" w:qFormat="1"/>
+    <w:lsdException w:name="Strong" w:semiHidden="0" w:uiPriority="22" w:unhideWhenUsed="0" w:qFormat="1"/>
+    <w:lsdException w:name="Emphasis" w:semiHidden="0" w:uiPriority="20" w:unhideWhenUsed="0" w:qFormat="1"/>
+    <w:lsdException w:name="Table Grid" w:semiHidden="0" w:uiPriority="39" w:unhideWhenUsed="0"/>
+    <w:lsdException w:name="Placeholder Text" w:unhideWhenUsed="0"/>
+    <w:lsdException w:name="No Spacing" w:semiHidden="0" w:uiPriority="1" w:unhideWhenUsed="0" w:qFormat="1"/>
+    <w:lsdException w:name="Light Shading" w:semiHidden="0" w:uiPriority="60" w:unhideWhenUsed="0"/>
+    <w:lsdException w:name="Light List" w:semiHidden="0" w:uiPriority="61" w:unhideWhenUsed="0"/>
+    <w:lsdException w:name="Light Grid" w:semiHidden="0" w:uiPriority="62" w:unhideWhenUsed="0"/>
+    <w:lsdException w:name="Medium Shading 1" w:semiHidden="0" w:uiPriority="63" w:unhideWhenUsed="0"/>
+    <w:lsdException w:name="Medium Shading 2" w:semiHidden="0" w:uiPriority="64" w:unhideWhenUsed="0"/>
+    <w:lsdException w:name="Medium List 1" w:semiHidden="0" w:uiPriority="65" w:unhideWhenUsed="0"/>
+    <w:lsdException w:name="Medium List 2" w:semiHidden="0" w:uiPriority="66" w:unhideWhenUsed="0"/>
+    <w:lsdException w:name="Medium Grid 1" w:semiHidden="0" w:uiPriority="67" w:unhideWhenUsed="0"/>
+    <w:lsdException w:name="Medium Grid 2" w:semiHidden="0" w:uiPriority="68" w:unhideWhenUsed="0"/>
+    <w:lsdException w:name="Medium Grid 3" w:semiHidden="0" w:uiPriority="69" w:unhideWhenUsed="0"/>
+    <w:lsdException w:name="Dark List" w:semiHidden="0" w:uiPriority="70" w:unhideWhenUsed="0"/>
+    <w:lsdException w:name="Colorful Shading" w:semiHidden="0" w:uiPriority="71" w:unhideWhenUsed="0"/>
+    <w:lsdException w:name="Colorful List" w:semiHidden="0" w:uiPriority="72" w:unhideWhenUsed="0"/>
+    <w:lsdException w:name="Colorful Grid" w:semiHidden="0" w:uiPriority="73" w:unhideWhenUsed="0"/>
+    <w:lsdException w:name="Light Shading Accent 1" w:semiHidden="0" w:uiPriority="60" w:unhideWhenUsed="0"/>
+    <w:lsdException w:name="Light List Accent 1" w:semiHidden="0" w:uiPriority="61" w:unhideWhenUsed="0"/>
+    <w:lsdException w:name="Light Grid Accent 1" w:semiHidden="0" w:uiPriority="62" w:unhideWhenUsed="0"/>
+    <w:lsdException w:name="Medium Shading 1 Accent 1" w:semiHidden="0" w:uiPriority="63" w:unhideWhenUsed="0"/>
+    <w:lsdException w:name="Medium Shading 2 Accent 1" w:semiHidden="0" w:uiPriority="64" w:unhideWhenUsed="0"/>
+    <w:lsdException w:name="Medium List 1 Accent 1" w:semiHidden="0" w:uiPriority="65" w:unhideWhenUsed="0"/>
+    <w:lsdException w:name="Revision" w:unhideWhenUsed="0"/>
+    <w:lsdException w:name="List Paragraph" w:semiHidden="0" w:uiPriority="34" w:unhideWhenUsed="0" w:qFormat="1"/>
+    <w:lsdException w:name="Quote" w:semiHidden="0" w:uiPriority="29" w:unhideWhenUsed="0" w:qFormat="1"/>
+    <w:lsdException w:name="Intense Quote" w:semiHidden="0" w:uiPriority="30" w:unhideWhenUsed="0" w:qFormat="1"/>
+    <w:lsdException w:name="Medium List 2 Accent 1" w:semiHidden="0" w:uiPriority="66" w:unhideWhenUsed="0"/>
+    <w:lsdException w:name="Medium Grid 1 Accent 1" w:semiHidden="0" w:uiPriority="67" w:unhideWhenUsed="0"/>
+    <w:lsdException w:name="Medium Grid 2 Accent 1" w:semiHidden="0" w:uiPriority="68" w:unhideWhenUsed="0"/>
+    <w:lsdException w:name="Medium Grid 3 Accent 1" w:semiHidden="0" w:uiPriority="69" w:unhideWhenUsed="0"/>
+    <w:lsdException w:name="Dark List Accent 1" w:semiHidden="0" w:uiPriority="70" w:unhideWhenUsed="0"/>
+    <w:lsdException w:name="Colorful Shading Accent 1" w:semiHidden="0" w:uiPriority="71" w:unhideWhenUsed="0"/>
+    <w:lsdException w:name="Colorful List Accent 1" w:semiHidden="0" w:uiPriority="72" w:unhideWhenUsed="0"/>
+    <w:lsdException w:name="Colorful Grid Accent 1" w:semiHidden="0" w:uiPriority="73" w:unhideWhenUsed="0"/>
+    <w:lsdException w:name="Light Shading Accent 2" w:semiHidden="0" w:uiPriority="60" w:unhideWhenUsed="0"/>
+    <w:lsdException w:name="Light List Accent 2" w:semiHidden="0" w:uiPriority="61" w:unhideWhenUsed="0"/>
+    <w:lsdException w:name="Light Grid Accent 2" w:semiHidden="0" w:uiPriority="62" w:unhideWhenUsed="0"/>
+    <w:lsdException w:name="Medium Shading 1 Accent 2" w:semiHidden="0" w:uiPriority="63" w:unhideWhenUsed="0"/>
+    <w:lsdException w:name="Medium Shading 2 Accent 2" w:semiHidden="0" w:uiPriority="64" w:unhideWhenUsed="0"/>
+    <w:lsdException w:name="Medium List 1 Accent 2" w:semiHidden="0" w:uiPriority="65" w:unhideWhenUsed="0"/>
+    <w:lsdException w:name="Medium List 2 Accent 2" w:semiHidden="0" w:uiPriority="66" w:unhideWhenUsed="0"/>
+    <w:lsdException w:name="Medium Grid 1 Accent 2" w:semiHidden="0" w:uiPriority="67" w:unhideWhenUsed="0"/>
+    <w:lsdException w:name="Medium Grid 2 Accent 2" w:semiHidden="0" w:uiPriority="68" w:unhideWhenUsed="0"/>
+    <w:lsdException w:name="Medium Grid 3 Accent 2" w:semiHidden="0" w:uiPriority="69" w:unhideWhenUsed="0"/>
+    <w:lsdException w:name="Dark List Accent 2" w:semiHidden="0" w:uiPriority="70" w:unhideWhenUsed="0"/>
+    <w:lsdException w:name="Colorful Shading Accent 2" w:semiHidden="0" w:uiPriority="71" w:unhideWhenUsed="0"/>
+    <w:lsdException w:name="Colorful List Accent 2" w:semiHidden="0" w:uiPriority="72" w:unhideWhenUsed="0"/>
+    <w:lsdException w:name="Colorful Grid Accent 2" w:semiHidden="0" w:uiPriority="73" w:unhideWhenUsed="0"/>
+    <w:lsdException w:name="Light Shading Accent 3" w:semiHidden="0" w:uiPriority="60" w:unhideWhenUsed="0"/>
+    <w:lsdException w:name="Light List Accent 3" w:semiHidden="0" w:uiPriority="61" w:unhideWhenUsed="0"/>
+    <w:lsdException w:name="Light Grid Accent 3" w:semiHidden="0" w:uiPriority="62" w:unhideWhenUsed="0"/>
+    <w:lsdException w:name="Medium Shading 1 Accent 3" w:semiHidden="0" w:uiPriority="63" w:unhideWhenUsed="0"/>
+    <w:lsdException w:name="Medium Shading 2 Accent 3" w:semiHidden="0" w:uiPriority="64" w:unhideWhenUsed="0"/>
+    <w:lsdException w:name="Medium List 1 Accent 3" w:semiHidden="0" w:uiPriority="65" w:unhideWhenUsed="0"/>
+    <w:lsdException w:name="Medium List 2 Accent 3" w:semiHidden="0" w:uiPriority="66" w:unhideWhenUsed="0"/>
+    <w:lsdException w:name="Medium Grid 1 Accent 3" w:semiHidden="0" w:uiPriority="67" w:unhideWhenUsed="0"/>
+    <w:lsdException w:name="Medium Grid 2 Accent 3" w:semiHidden="0" w:uiPriority="68" w:unhideWhenUsed="0"/>
+    <w:lsdException w:name="Medium Grid 3 Accent 3" w:semiHidden="0" w:uiPriority="69" w:unhideWhenUsed="0"/>
+    <w:lsdException w:name="Dark List Accent 3" w:semiHidden="0" w:uiPriority="70" w:unhideWhenUsed="0"/>
+    <w:lsdException w:name="Colorful Shading Accent 3" w:semiHidden="0" w:uiPriority="71" w:unhideWhenUsed="0"/>
+    <w:lsdException w:name="Colorful List Accent 3" w:semiHidden="0" w:uiPriority="72" w:unhideWhenUsed="0"/>
+    <w:lsdException w:name="Colorful Grid Accent 3" w:semiHidden="0" w:uiPriority="73" w:unhideWhenUsed="0"/>
+    <w:lsdException w:name="Light Shading Accent 4" w:semiHidden="0" w:uiPriority="60" w:unhideWhenUsed="0"/>
+    <w:lsdException w:name="Light List Accent 4" w:semiHidden="0" w:uiPriority="61" w:unhideWhenUsed="0"/>
+    <w:lsdException w:name="Light Grid Accent 4" w:semiHidden="0" w:uiPriority="62" w:unhideWhenUsed="0"/>
+    <w:lsdException w:name="Medium Shading 1 Accent 4" w:semiHidden="0" w:uiPriority="63" w:unhideWhenUsed="0"/>
+    <w:lsdException w:name="Medium Shading 2 Accent 4" w:semiHidden="0" w:uiPriority="64" w:unhideWhenUsed="0"/>
+    <w:lsdException w:name="Medium List 1 Accent 4" w:semiHidden="0" w:uiPriority="65" w:unhideWhenUsed="0"/>
+    <w:lsdException w:name="Medium List 2 Accent 4" w:semiHidden="0" w:uiPriority="66" w:unhideWhenUsed="0"/>
+    <w:lsdException w:name="Medium Grid 1 Accent 4" w:semiHidden="0" w:uiPriority="67" w:unhideWhenUsed="0"/>
+    <w:lsdException w:name="Medium Grid 2 Accent 4" w:semiHidden="0" w:uiPriority="68" w:unhideWhenUsed="0"/>
+    <w:lsdException w:name="Medium Grid 3 Accent 4" w:semiHidden="0" w:uiPriority="69" w:unhideWhenUsed="0"/>
+    <w:lsdException w:name="Dark List Accent 4" w:semiHidden="0" w:uiPriority="70" w:unhideWhenUsed="0"/>
+    <w:lsdException w:name="Colorful Shading Accent 4" w:semiHidden="0" w:uiPriority="71" w:unhideWhenUsed="0"/>
+    <w:lsdException w:name="Colorful List Accent 4" w:semiHidden="0" w:uiPriority="72" w:unhideWhenUsed="0"/>
+    <w:lsdException w:name="Colorful Grid Accent 4" w:semiHidden="0" w:uiPriority="73" w:unhideWhenUsed="0"/>
+    <w:lsdException w:name="Light Shading Accent 5" w:semiHidden="0" w:uiPriority="60" w:unhideWhenUsed="0"/>
+    <w:lsdException w:name="Light List Accent 5" w:semiHidden="0" w:uiPriority="61" w:unhideWhenUsed="0"/>
+    <w:lsdException w:name="Light Grid Accent 5" w:semiHidden="0" w:uiPriority="62" w:unhideWhenUsed="0"/>
+    <w:lsdException w:name="Medium Shading 1 Accent 5" w:semiHidden="0" w:uiPriority="63" w:unhideWhenUsed="0"/>
+    <w:lsdException w:name="Medium Shading 2 Accent 5" w:semiHidden="0" w:uiPriority="64" w:unhideWhenUsed="0"/>
+    <w:lsdException w:name="Medium List 1 Accent 5" w:semiHidden="0" w:uiPriority="65" w:unhideWhenUsed="0"/>
+    <w:lsdException w:name="Medium List 2 Accent 5" w:semiHidden="0" w:uiPriority="66" w:unhideWhenUsed="0"/>
+    <w:lsdException w:name="Medium Grid 1 Accent 5" w:semiHidden="0" w:uiPriority="67" w:unhideWhenUsed="0"/>
+    <w:lsdException w:name="Medium Grid 2 Accent 5" w:semiHidden="0" w:uiPriority="68" w:unhideWhenUsed="0"/>
+    <w:lsdException w:name="Medium Grid 3 Accent 5" w:semiHidden="0" w:uiPriority="69" w:unhideWhenUsed="0"/>
+    <w:lsdException w:name="Dark List Accent 5" w:semiHidden="0" w:uiPriority="70" w:unhideWhenUsed="0"/>
+    <w:lsdException w:name="Colorful Shading Accent 5" w:semiHidden="0" w:uiPriority="71" w:unhideWhenUsed="0"/>
+    <w:lsdException w:name="Colorful List Accent 5" w:semiHidden="0" w:uiPriority="72" w:unhideWhenUsed="0"/>
+    <w:lsdException w:name="Colorful Grid Accent 5" w:semiHidden="0" w:uiPriority="73" w:unhideWhenUsed="0"/>
+    <w:lsdException w:name="Light Shading Accent 6" w:semiHidden="0" w:uiPriority="60" w:unhideWhenUsed="0"/>
+    <w:lsdException w:name="Light List Accent 6" w:semiHidden="0" w:uiPriority="61" w:unhideWhenUsed="0"/>
+    <w:lsdException w:name="Light Grid Accent 6" w:semiHidden="0" w:uiPriority="62" w:unhideWhenUsed="0"/>
+    <w:lsdException w:name="Medium Shading 1 Accent 6" w:semiHidden="0" w:uiPriority="63" w:unhideWhenUsed="0"/>
+    <w:lsdException w:name="Medium Shading 2 Accent 6" w:semiHidden="0" w:uiPriority="64" w:unhideWhenUsed="0"/>
+    <w:lsdException w:name="Medium List 1 Accent 6" w:semiHidden="0" w:uiPriority="65" w:unhideWhenUsed="0"/>
+    <w:lsdException w:name="Medium List 2 Accent 6" w:semiHidden="0" w:uiPriority="66" w:unhideWhenUsed="0"/>
+    <w:lsdException w:name="Medium Grid 1 Accent 6" w:semiHidden="0" w:uiPriority="67" w:unhideWhenUsed="0"/>
+    <w:lsdException w:name="Medium Grid 2 Accent 6" w:semiHidden="0" w:uiPriority="68" w:unhideWhenUsed="0"/>
+    <w:lsdException w:name="Medium Grid 3 Accent 6" w:semiHidden="0" w:uiPriority="69" w:unhideWhenUsed="0"/>
+    <w:lsdException w:name="Dark List Accent 6" w:semiHidden="0" w:uiPriority="70" w:unhideWhenUsed="0"/>
+    <w:lsdException w:name="Colorful Shading Accent 6" w:semiHidden="0" w:uiPriority="71" w:unhideWhenUsed="0"/>
+    <w:lsdException w:name="Colorful List Accent 6" w:semiHidden="0" w:uiPriority="72" w:unhideWhenUsed="0"/>
+    <w:lsdException w:name="Colorful Grid Accent 6" w:semiHidden="0" w:uiPriority="73" w:unhideWhenUsed="0"/>
+    <w:lsdException w:name="Subtle Emphasis" w:semiHidden="0" w:uiPriority="19" w:unhideWhenUsed="0" w:qFormat="1"/>
+    <w:lsdException w:name="Intense Emphasis" w:semiHidden="0" w:uiPriority="21" w:unhideWhenUsed="0" w:qFormat="1"/>
+    <w:lsdException w:name="Subtle Reference" w:semiHidden="0" w:uiPriority="31" w:unhideWhenUsed="0" w:qFormat="1"/>
+    <w:lsdException w:name="Intense Reference" w:semiHidden="0" w:uiPriority="32" w:unhideWhenUsed="0" w:qFormat="1"/>
+    <w:lsdException w:name="Book Title" w:semiHidden="0" w:uiPriority="33" w:unhideWhenUsed="0" w:qFormat="1"/>
+    <w:lsdException w:name="Bibliography" w:uiPriority="37"/>
+    <w:lsdException w:name="TOC Heading" w:uiPriority="39" w:qFormat="1"/>
   </w:latentStyles>
   <w:style w:type="paragraph" w:default="1" w:styleId="a">
     <w:name w:val="Normal"/>
@@ -1698,6 +1800,747 @@
       <w:smallCaps/>
       <w:color w:val="0F4761" w:themeColor="accent1" w:themeShade="BF"/>
       <w:spacing w:val="5"/>
+    </w:rPr>
+  </w:style>
+  <w:style w:type="paragraph" w:styleId="ae">
+    <w:name w:val="Balloon Text"/>
+    <w:basedOn w:val="a"/>
+    <w:link w:val="af"/>
+    <w:uiPriority w:val="99"/>
+    <w:semiHidden/>
+    <w:unhideWhenUsed/>
+    <w:rsid w:val="00917BE1"/>
+    <w:pPr>
+      <w:spacing w:after="0" w:line="240" w:lineRule="auto"/>
+    </w:pPr>
+    <w:rPr>
+      <w:rFonts w:asciiTheme="majorHAnsi" w:eastAsiaTheme="majorEastAsia" w:hAnsiTheme="majorHAnsi" w:cstheme="majorBidi"/>
+      <w:sz w:val="18"/>
+      <w:szCs w:val="18"/>
+    </w:rPr>
+  </w:style>
+  <w:style w:type="character" w:customStyle="1" w:styleId="af">
+    <w:name w:val="註解方塊文字 字元"/>
+    <w:basedOn w:val="a0"/>
+    <w:link w:val="ae"/>
+    <w:uiPriority w:val="99"/>
+    <w:semiHidden/>
+    <w:rsid w:val="00917BE1"/>
+    <w:rPr>
+      <w:rFonts w:asciiTheme="majorHAnsi" w:eastAsiaTheme="majorEastAsia" w:hAnsiTheme="majorHAnsi" w:cstheme="majorBidi"/>
+      <w:sz w:val="18"/>
+      <w:szCs w:val="18"/>
+    </w:rPr>
+  </w:style>
+</w:styles>
+</file>
+
+<file path=word/stylesWithEffects.xml><?xml version="1.0" encoding="utf-8"?>
+<w:styles xmlns:wpc="http://schemas.microsoft.com/office/word/2010/wordprocessingCanvas" xmlns:mc="http://schemas.openxmlformats.org/markup-compatibility/2006" xmlns:o="urn:schemas-microsoft-com:office:office" xmlns:r="http://schemas.openxmlformats.org/officeDocument/2006/relationships" xmlns:m="http://schemas.openxmlformats.org/officeDocument/2006/math" xmlns:v="urn:schemas-microsoft-com:vml" xmlns:wp14="http://schemas.microsoft.com/office/word/2010/wordprocessingDrawing" xmlns:wp="http://schemas.openxmlformats.org/drawingml/2006/wordprocessingDrawing" xmlns:w10="urn:schemas-microsoft-com:office:word" xmlns:w="http://schemas.openxmlformats.org/wordprocessingml/2006/main" xmlns:w14="http://schemas.microsoft.com/office/word/2010/wordml" xmlns:wpg="http://schemas.microsoft.com/office/word/2010/wordprocessingGroup" xmlns:wpi="http://schemas.microsoft.com/office/word/2010/wordprocessingInk" xmlns:wne="http://schemas.microsoft.com/office/word/2006/wordml" xmlns:wps="http://schemas.microsoft.com/office/word/2010/wordprocessingShape" mc:Ignorable="w14 wp14">
+  <w:docDefaults>
+    <w:rPrDefault>
+      <w:rPr>
+        <w:rFonts w:asciiTheme="minorHAnsi" w:eastAsiaTheme="minorEastAsia" w:hAnsiTheme="minorHAnsi" w:cstheme="minorBidi"/>
+        <w:kern w:val="2"/>
+        <w:sz w:val="24"/>
+        <w:szCs w:val="24"/>
+        <w:lang w:val="en-US" w:eastAsia="zh-TW" w:bidi="ar-SA"/>
+        <w14:ligatures w14:val="standardContextual"/>
+      </w:rPr>
+    </w:rPrDefault>
+    <w:pPrDefault>
+      <w:pPr>
+        <w:spacing w:after="160" w:line="278" w:lineRule="auto"/>
+      </w:pPr>
+    </w:pPrDefault>
+  </w:docDefaults>
+  <w:latentStyles w:defLockedState="0" w:defUIPriority="99" w:defSemiHidden="1" w:defUnhideWhenUsed="1" w:defQFormat="0" w:count="267">
+    <w:lsdException w:name="Normal" w:semiHidden="0" w:uiPriority="0" w:unhideWhenUsed="0" w:qFormat="1"/>
+    <w:lsdException w:name="heading 1" w:semiHidden="0" w:uiPriority="9" w:unhideWhenUsed="0" w:qFormat="1"/>
+    <w:lsdException w:name="heading 2" w:uiPriority="9" w:qFormat="1"/>
+    <w:lsdException w:name="heading 3" w:uiPriority="9" w:qFormat="1"/>
+    <w:lsdException w:name="heading 4" w:uiPriority="9" w:qFormat="1"/>
+    <w:lsdException w:name="heading 5" w:uiPriority="9" w:qFormat="1"/>
+    <w:lsdException w:name="heading 6" w:uiPriority="9" w:qFormat="1"/>
+    <w:lsdException w:name="heading 7" w:uiPriority="9" w:qFormat="1"/>
+    <w:lsdException w:name="heading 8" w:uiPriority="9" w:qFormat="1"/>
+    <w:lsdException w:name="heading 9" w:uiPriority="9" w:qFormat="1"/>
+    <w:lsdException w:name="toc 1" w:uiPriority="39"/>
+    <w:lsdException w:name="toc 2" w:uiPriority="39"/>
+    <w:lsdException w:name="toc 3" w:uiPriority="39"/>
+    <w:lsdException w:name="toc 4" w:uiPriority="39"/>
+    <w:lsdException w:name="toc 5" w:uiPriority="39"/>
+    <w:lsdException w:name="toc 6" w:uiPriority="39"/>
+    <w:lsdException w:name="toc 7" w:uiPriority="39"/>
+    <w:lsdException w:name="toc 8" w:uiPriority="39"/>
+    <w:lsdException w:name="toc 9" w:uiPriority="39"/>
+    <w:lsdException w:name="caption" w:uiPriority="35" w:qFormat="1"/>
+    <w:lsdException w:name="Title" w:semiHidden="0" w:uiPriority="10" w:unhideWhenUsed="0" w:qFormat="1"/>
+    <w:lsdException w:name="Default Paragraph Font" w:uiPriority="1"/>
+    <w:lsdException w:name="Subtitle" w:semiHidden="0" w:uiPriority="11" w:unhideWhenUsed="0" w:qFormat="1"/>
+    <w:lsdException w:name="Strong" w:semiHidden="0" w:uiPriority="22" w:unhideWhenUsed="0" w:qFormat="1"/>
+    <w:lsdException w:name="Emphasis" w:semiHidden="0" w:uiPriority="20" w:unhideWhenUsed="0" w:qFormat="1"/>
+    <w:lsdException w:name="Table Grid" w:semiHidden="0" w:uiPriority="39" w:unhideWhenUsed="0"/>
+    <w:lsdException w:name="Placeholder Text" w:unhideWhenUsed="0"/>
+    <w:lsdException w:name="No Spacing" w:semiHidden="0" w:uiPriority="1" w:unhideWhenUsed="0" w:qFormat="1"/>
+    <w:lsdException w:name="Light Shading" w:semiHidden="0" w:uiPriority="60" w:unhideWhenUsed="0"/>
+    <w:lsdException w:name="Light List" w:semiHidden="0" w:uiPriority="61" w:unhideWhenUsed="0"/>
+    <w:lsdException w:name="Light Grid" w:semiHidden="0" w:uiPriority="62" w:unhideWhenUsed="0"/>
+    <w:lsdException w:name="Medium Shading 1" w:semiHidden="0" w:uiPriority="63" w:unhideWhenUsed="0"/>
+    <w:lsdException w:name="Medium Shading 2" w:semiHidden="0" w:uiPriority="64" w:unhideWhenUsed="0"/>
+    <w:lsdException w:name="Medium List 1" w:semiHidden="0" w:uiPriority="65" w:unhideWhenUsed="0"/>
+    <w:lsdException w:name="Medium List 2" w:semiHidden="0" w:uiPriority="66" w:unhideWhenUsed="0"/>
+    <w:lsdException w:name="Medium Grid 1" w:semiHidden="0" w:uiPriority="67" w:unhideWhenUsed="0"/>
+    <w:lsdException w:name="Medium Grid 2" w:semiHidden="0" w:uiPriority="68" w:unhideWhenUsed="0"/>
+    <w:lsdException w:name="Medium Grid 3" w:semiHidden="0" w:uiPriority="69" w:unhideWhenUsed="0"/>
+    <w:lsdException w:name="Dark List" w:semiHidden="0" w:uiPriority="70" w:unhideWhenUsed="0"/>
+    <w:lsdException w:name="Colorful Shading" w:semiHidden="0" w:uiPriority="71" w:unhideWhenUsed="0"/>
+    <w:lsdException w:name="Colorful List" w:semiHidden="0" w:uiPriority="72" w:unhideWhenUsed="0"/>
+    <w:lsdException w:name="Colorful Grid" w:semiHidden="0" w:uiPriority="73" w:unhideWhenUsed="0"/>
+    <w:lsdException w:name="Light Shading Accent 1" w:semiHidden="0" w:uiPriority="60" w:unhideWhenUsed="0"/>
+    <w:lsdException w:name="Light List Accent 1" w:semiHidden="0" w:uiPriority="61" w:unhideWhenUsed="0"/>
+    <w:lsdException w:name="Light Grid Accent 1" w:semiHidden="0" w:uiPriority="62" w:unhideWhenUsed="0"/>
+    <w:lsdException w:name="Medium Shading 1 Accent 1" w:semiHidden="0" w:uiPriority="63" w:unhideWhenUsed="0"/>
+    <w:lsdException w:name="Medium Shading 2 Accent 1" w:semiHidden="0" w:uiPriority="64" w:unhideWhenUsed="0"/>
+    <w:lsdException w:name="Medium List 1 Accent 1" w:semiHidden="0" w:uiPriority="65" w:unhideWhenUsed="0"/>
+    <w:lsdException w:name="Revision" w:unhideWhenUsed="0"/>
+    <w:lsdException w:name="List Paragraph" w:semiHidden="0" w:uiPriority="34" w:unhideWhenUsed="0" w:qFormat="1"/>
+    <w:lsdException w:name="Quote" w:semiHidden="0" w:uiPriority="29" w:unhideWhenUsed="0" w:qFormat="1"/>
+    <w:lsdException w:name="Intense Quote" w:semiHidden="0" w:uiPriority="30" w:unhideWhenUsed="0" w:qFormat="1"/>
+    <w:lsdException w:name="Medium List 2 Accent 1" w:semiHidden="0" w:uiPriority="66" w:unhideWhenUsed="0"/>
+    <w:lsdException w:name="Medium Grid 1 Accent 1" w:semiHidden="0" w:uiPriority="67" w:unhideWhenUsed="0"/>
+    <w:lsdException w:name="Medium Grid 2 Accent 1" w:semiHidden="0" w:uiPriority="68" w:unhideWhenUsed="0"/>
+    <w:lsdException w:name="Medium Grid 3 Accent 1" w:semiHidden="0" w:uiPriority="69" w:unhideWhenUsed="0"/>
+    <w:lsdException w:name="Dark List Accent 1" w:semiHidden="0" w:uiPriority="70" w:unhideWhenUsed="0"/>
+    <w:lsdException w:name="Colorful Shading Accent 1" w:semiHidden="0" w:uiPriority="71" w:unhideWhenUsed="0"/>
+    <w:lsdException w:name="Colorful List Accent 1" w:semiHidden="0" w:uiPriority="72" w:unhideWhenUsed="0"/>
+    <w:lsdException w:name="Colorful Grid Accent 1" w:semiHidden="0" w:uiPriority="73" w:unhideWhenUsed="0"/>
+    <w:lsdException w:name="Light Shading Accent 2" w:semiHidden="0" w:uiPriority="60" w:unhideWhenUsed="0"/>
+    <w:lsdException w:name="Light List Accent 2" w:semiHidden="0" w:uiPriority="61" w:unhideWhenUsed="0"/>
+    <w:lsdException w:name="Light Grid Accent 2" w:semiHidden="0" w:uiPriority="62" w:unhideWhenUsed="0"/>
+    <w:lsdException w:name="Medium Shading 1 Accent 2" w:semiHidden="0" w:uiPriority="63" w:unhideWhenUsed="0"/>
+    <w:lsdException w:name="Medium Shading 2 Accent 2" w:semiHidden="0" w:uiPriority="64" w:unhideWhenUsed="0"/>
+    <w:lsdException w:name="Medium List 1 Accent 2" w:semiHidden="0" w:uiPriority="65" w:unhideWhenUsed="0"/>
+    <w:lsdException w:name="Medium List 2 Accent 2" w:semiHidden="0" w:uiPriority="66" w:unhideWhenUsed="0"/>
+    <w:lsdException w:name="Medium Grid 1 Accent 2" w:semiHidden="0" w:uiPriority="67" w:unhideWhenUsed="0"/>
+    <w:lsdException w:name="Medium Grid 2 Accent 2" w:semiHidden="0" w:uiPriority="68" w:unhideWhenUsed="0"/>
+    <w:lsdException w:name="Medium Grid 3 Accent 2" w:semiHidden="0" w:uiPriority="69" w:unhideWhenUsed="0"/>
+    <w:lsdException w:name="Dark List Accent 2" w:semiHidden="0" w:uiPriority="70" w:unhideWhenUsed="0"/>
+    <w:lsdException w:name="Colorful Shading Accent 2" w:semiHidden="0" w:uiPriority="71" w:unhideWhenUsed="0"/>
+    <w:lsdException w:name="Colorful List Accent 2" w:semiHidden="0" w:uiPriority="72" w:unhideWhenUsed="0"/>
+    <w:lsdException w:name="Colorful Grid Accent 2" w:semiHidden="0" w:uiPriority="73" w:unhideWhenUsed="0"/>
+    <w:lsdException w:name="Light Shading Accent 3" w:semiHidden="0" w:uiPriority="60" w:unhideWhenUsed="0"/>
+    <w:lsdException w:name="Light List Accent 3" w:semiHidden="0" w:uiPriority="61" w:unhideWhenUsed="0"/>
+    <w:lsdException w:name="Light Grid Accent 3" w:semiHidden="0" w:uiPriority="62" w:unhideWhenUsed="0"/>
+    <w:lsdException w:name="Medium Shading 1 Accent 3" w:semiHidden="0" w:uiPriority="63" w:unhideWhenUsed="0"/>
+    <w:lsdException w:name="Medium Shading 2 Accent 3" w:semiHidden="0" w:uiPriority="64" w:unhideWhenUsed="0"/>
+    <w:lsdException w:name="Medium List 1 Accent 3" w:semiHidden="0" w:uiPriority="65" w:unhideWhenUsed="0"/>
+    <w:lsdException w:name="Medium List 2 Accent 3" w:semiHidden="0" w:uiPriority="66" w:unhideWhenUsed="0"/>
+    <w:lsdException w:name="Medium Grid 1 Accent 3" w:semiHidden="0" w:uiPriority="67" w:unhideWhenUsed="0"/>
+    <w:lsdException w:name="Medium Grid 2 Accent 3" w:semiHidden="0" w:uiPriority="68" w:unhideWhenUsed="0"/>
+    <w:lsdException w:name="Medium Grid 3 Accent 3" w:semiHidden="0" w:uiPriority="69" w:unhideWhenUsed="0"/>
+    <w:lsdException w:name="Dark List Accent 3" w:semiHidden="0" w:uiPriority="70" w:unhideWhenUsed="0"/>
+    <w:lsdException w:name="Colorful Shading Accent 3" w:semiHidden="0" w:uiPriority="71" w:unhideWhenUsed="0"/>
+    <w:lsdException w:name="Colorful List Accent 3" w:semiHidden="0" w:uiPriority="72" w:unhideWhenUsed="0"/>
+    <w:lsdException w:name="Colorful Grid Accent 3" w:semiHidden="0" w:uiPriority="73" w:unhideWhenUsed="0"/>
+    <w:lsdException w:name="Light Shading Accent 4" w:semiHidden="0" w:uiPriority="60" w:unhideWhenUsed="0"/>
+    <w:lsdException w:name="Light List Accent 4" w:semiHidden="0" w:uiPriority="61" w:unhideWhenUsed="0"/>
+    <w:lsdException w:name="Light Grid Accent 4" w:semiHidden="0" w:uiPriority="62" w:unhideWhenUsed="0"/>
+    <w:lsdException w:name="Medium Shading 1 Accent 4" w:semiHidden="0" w:uiPriority="63" w:unhideWhenUsed="0"/>
+    <w:lsdException w:name="Medium Shading 2 Accent 4" w:semiHidden="0" w:uiPriority="64" w:unhideWhenUsed="0"/>
+    <w:lsdException w:name="Medium List 1 Accent 4" w:semiHidden="0" w:uiPriority="65" w:unhideWhenUsed="0"/>
+    <w:lsdException w:name="Medium List 2 Accent 4" w:semiHidden="0" w:uiPriority="66" w:unhideWhenUsed="0"/>
+    <w:lsdException w:name="Medium Grid 1 Accent 4" w:semiHidden="0" w:uiPriority="67" w:unhideWhenUsed="0"/>
+    <w:lsdException w:name="Medium Grid 2 Accent 4" w:semiHidden="0" w:uiPriority="68" w:unhideWhenUsed="0"/>
+    <w:lsdException w:name="Medium Grid 3 Accent 4" w:semiHidden="0" w:uiPriority="69" w:unhideWhenUsed="0"/>
+    <w:lsdException w:name="Dark List Accent 4" w:semiHidden="0" w:uiPriority="70" w:unhideWhenUsed="0"/>
+    <w:lsdException w:name="Colorful Shading Accent 4" w:semiHidden="0" w:uiPriority="71" w:unhideWhenUsed="0"/>
+    <w:lsdException w:name="Colorful List Accent 4" w:semiHidden="0" w:uiPriority="72" w:unhideWhenUsed="0"/>
+    <w:lsdException w:name="Colorful Grid Accent 4" w:semiHidden="0" w:uiPriority="73" w:unhideWhenUsed="0"/>
+    <w:lsdException w:name="Light Shading Accent 5" w:semiHidden="0" w:uiPriority="60" w:unhideWhenUsed="0"/>
+    <w:lsdException w:name="Light List Accent 5" w:semiHidden="0" w:uiPriority="61" w:unhideWhenUsed="0"/>
+    <w:lsdException w:name="Light Grid Accent 5" w:semiHidden="0" w:uiPriority="62" w:unhideWhenUsed="0"/>
+    <w:lsdException w:name="Medium Shading 1 Accent 5" w:semiHidden="0" w:uiPriority="63" w:unhideWhenUsed="0"/>
+    <w:lsdException w:name="Medium Shading 2 Accent 5" w:semiHidden="0" w:uiPriority="64" w:unhideWhenUsed="0"/>
+    <w:lsdException w:name="Medium List 1 Accent 5" w:semiHidden="0" w:uiPriority="65" w:unhideWhenUsed="0"/>
+    <w:lsdException w:name="Medium List 2 Accent 5" w:semiHidden="0" w:uiPriority="66" w:unhideWhenUsed="0"/>
+    <w:lsdException w:name="Medium Grid 1 Accent 5" w:semiHidden="0" w:uiPriority="67" w:unhideWhenUsed="0"/>
+    <w:lsdException w:name="Medium Grid 2 Accent 5" w:semiHidden="0" w:uiPriority="68" w:unhideWhenUsed="0"/>
+    <w:lsdException w:name="Medium Grid 3 Accent 5" w:semiHidden="0" w:uiPriority="69" w:unhideWhenUsed="0"/>
+    <w:lsdException w:name="Dark List Accent 5" w:semiHidden="0" w:uiPriority="70" w:unhideWhenUsed="0"/>
+    <w:lsdException w:name="Colorful Shading Accent 5" w:semiHidden="0" w:uiPriority="71" w:unhideWhenUsed="0"/>
+    <w:lsdException w:name="Colorful List Accent 5" w:semiHidden="0" w:uiPriority="72" w:unhideWhenUsed="0"/>
+    <w:lsdException w:name="Colorful Grid Accent 5" w:semiHidden="0" w:uiPriority="73" w:unhideWhenUsed="0"/>
+    <w:lsdException w:name="Light Shading Accent 6" w:semiHidden="0" w:uiPriority="60" w:unhideWhenUsed="0"/>
+    <w:lsdException w:name="Light List Accent 6" w:semiHidden="0" w:uiPriority="61" w:unhideWhenUsed="0"/>
+    <w:lsdException w:name="Light Grid Accent 6" w:semiHidden="0" w:uiPriority="62" w:unhideWhenUsed="0"/>
+    <w:lsdException w:name="Medium Shading 1 Accent 6" w:semiHidden="0" w:uiPriority="63" w:unhideWhenUsed="0"/>
+    <w:lsdException w:name="Medium Shading 2 Accent 6" w:semiHidden="0" w:uiPriority="64" w:unhideWhenUsed="0"/>
+    <w:lsdException w:name="Medium List 1 Accent 6" w:semiHidden="0" w:uiPriority="65" w:unhideWhenUsed="0"/>
+    <w:lsdException w:name="Medium List 2 Accent 6" w:semiHidden="0" w:uiPriority="66" w:unhideWhenUsed="0"/>
+    <w:lsdException w:name="Medium Grid 1 Accent 6" w:semiHidden="0" w:uiPriority="67" w:unhideWhenUsed="0"/>
+    <w:lsdException w:name="Medium Grid 2 Accent 6" w:semiHidden="0" w:uiPriority="68" w:unhideWhenUsed="0"/>
+    <w:lsdException w:name="Medium Grid 3 Accent 6" w:semiHidden="0" w:uiPriority="69" w:unhideWhenUsed="0"/>
+    <w:lsdException w:name="Dark List Accent 6" w:semiHidden="0" w:uiPriority="70" w:unhideWhenUsed="0"/>
+    <w:lsdException w:name="Colorful Shading Accent 6" w:semiHidden="0" w:uiPriority="71" w:unhideWhenUsed="0"/>
+    <w:lsdException w:name="Colorful List Accent 6" w:semiHidden="0" w:uiPriority="72" w:unhideWhenUsed="0"/>
+    <w:lsdException w:name="Colorful Grid Accent 6" w:semiHidden="0" w:uiPriority="73" w:unhideWhenUsed="0"/>
+    <w:lsdException w:name="Subtle Emphasis" w:semiHidden="0" w:uiPriority="19" w:unhideWhenUsed="0" w:qFormat="1"/>
+    <w:lsdException w:name="Intense Emphasis" w:semiHidden="0" w:uiPriority="21" w:unhideWhenUsed="0" w:qFormat="1"/>
+    <w:lsdException w:name="Subtle Reference" w:semiHidden="0" w:uiPriority="31" w:unhideWhenUsed="0" w:qFormat="1"/>
+    <w:lsdException w:name="Intense Reference" w:semiHidden="0" w:uiPriority="32" w:unhideWhenUsed="0" w:qFormat="1"/>
+    <w:lsdException w:name="Book Title" w:semiHidden="0" w:uiPriority="33" w:unhideWhenUsed="0" w:qFormat="1"/>
+    <w:lsdException w:name="Bibliography" w:uiPriority="37"/>
+    <w:lsdException w:name="TOC Heading" w:uiPriority="39" w:qFormat="1"/>
+  </w:latentStyles>
+  <w:style w:type="paragraph" w:default="1" w:styleId="a">
+    <w:name w:val="Normal"/>
+    <w:qFormat/>
+    <w:pPr>
+      <w:widowControl w:val="0"/>
+    </w:pPr>
+  </w:style>
+  <w:style w:type="paragraph" w:styleId="1">
+    <w:name w:val="heading 1"/>
+    <w:basedOn w:val="a"/>
+    <w:next w:val="a"/>
+    <w:link w:val="10"/>
+    <w:uiPriority w:val="9"/>
+    <w:qFormat/>
+    <w:rsid w:val="00D02B89"/>
+    <w:pPr>
+      <w:keepNext/>
+      <w:keepLines/>
+      <w:spacing w:before="480" w:after="80"/>
+      <w:outlineLvl w:val="0"/>
+    </w:pPr>
+    <w:rPr>
+      <w:rFonts w:asciiTheme="majorHAnsi" w:eastAsiaTheme="majorEastAsia" w:hAnsiTheme="majorHAnsi" w:cstheme="majorBidi"/>
+      <w:color w:val="0F4761" w:themeColor="accent1" w:themeShade="BF"/>
+      <w:sz w:val="48"/>
+      <w:szCs w:val="48"/>
+    </w:rPr>
+  </w:style>
+  <w:style w:type="paragraph" w:styleId="2">
+    <w:name w:val="heading 2"/>
+    <w:basedOn w:val="a"/>
+    <w:next w:val="a"/>
+    <w:link w:val="20"/>
+    <w:uiPriority w:val="9"/>
+    <w:semiHidden/>
+    <w:unhideWhenUsed/>
+    <w:qFormat/>
+    <w:rsid w:val="00D02B89"/>
+    <w:pPr>
+      <w:keepNext/>
+      <w:keepLines/>
+      <w:spacing w:before="160" w:after="80"/>
+      <w:outlineLvl w:val="1"/>
+    </w:pPr>
+    <w:rPr>
+      <w:rFonts w:asciiTheme="majorHAnsi" w:eastAsiaTheme="majorEastAsia" w:hAnsiTheme="majorHAnsi" w:cstheme="majorBidi"/>
+      <w:color w:val="0F4761" w:themeColor="accent1" w:themeShade="BF"/>
+      <w:sz w:val="40"/>
+      <w:szCs w:val="40"/>
+    </w:rPr>
+  </w:style>
+  <w:style w:type="paragraph" w:styleId="3">
+    <w:name w:val="heading 3"/>
+    <w:basedOn w:val="a"/>
+    <w:next w:val="a"/>
+    <w:link w:val="30"/>
+    <w:uiPriority w:val="9"/>
+    <w:semiHidden/>
+    <w:unhideWhenUsed/>
+    <w:qFormat/>
+    <w:rsid w:val="00D02B89"/>
+    <w:pPr>
+      <w:keepNext/>
+      <w:keepLines/>
+      <w:spacing w:before="160" w:after="40"/>
+      <w:outlineLvl w:val="2"/>
+    </w:pPr>
+    <w:rPr>
+      <w:rFonts w:eastAsiaTheme="majorEastAsia" w:cstheme="majorBidi"/>
+      <w:color w:val="0F4761" w:themeColor="accent1" w:themeShade="BF"/>
+      <w:sz w:val="32"/>
+      <w:szCs w:val="32"/>
+    </w:rPr>
+  </w:style>
+  <w:style w:type="paragraph" w:styleId="4">
+    <w:name w:val="heading 4"/>
+    <w:basedOn w:val="a"/>
+    <w:next w:val="a"/>
+    <w:link w:val="40"/>
+    <w:uiPriority w:val="9"/>
+    <w:semiHidden/>
+    <w:unhideWhenUsed/>
+    <w:qFormat/>
+    <w:rsid w:val="00D02B89"/>
+    <w:pPr>
+      <w:keepNext/>
+      <w:keepLines/>
+      <w:spacing w:before="160" w:after="40"/>
+      <w:outlineLvl w:val="3"/>
+    </w:pPr>
+    <w:rPr>
+      <w:rFonts w:eastAsiaTheme="majorEastAsia" w:cstheme="majorBidi"/>
+      <w:color w:val="0F4761" w:themeColor="accent1" w:themeShade="BF"/>
+      <w:sz w:val="28"/>
+      <w:szCs w:val="28"/>
+    </w:rPr>
+  </w:style>
+  <w:style w:type="paragraph" w:styleId="5">
+    <w:name w:val="heading 5"/>
+    <w:basedOn w:val="a"/>
+    <w:next w:val="a"/>
+    <w:link w:val="50"/>
+    <w:uiPriority w:val="9"/>
+    <w:semiHidden/>
+    <w:unhideWhenUsed/>
+    <w:qFormat/>
+    <w:rsid w:val="00D02B89"/>
+    <w:pPr>
+      <w:keepNext/>
+      <w:keepLines/>
+      <w:spacing w:before="80" w:after="40"/>
+      <w:outlineLvl w:val="4"/>
+    </w:pPr>
+    <w:rPr>
+      <w:rFonts w:eastAsiaTheme="majorEastAsia" w:cstheme="majorBidi"/>
+      <w:color w:val="0F4761" w:themeColor="accent1" w:themeShade="BF"/>
+    </w:rPr>
+  </w:style>
+  <w:style w:type="paragraph" w:styleId="6">
+    <w:name w:val="heading 6"/>
+    <w:basedOn w:val="a"/>
+    <w:next w:val="a"/>
+    <w:link w:val="60"/>
+    <w:uiPriority w:val="9"/>
+    <w:semiHidden/>
+    <w:unhideWhenUsed/>
+    <w:qFormat/>
+    <w:rsid w:val="00D02B89"/>
+    <w:pPr>
+      <w:keepNext/>
+      <w:keepLines/>
+      <w:spacing w:before="40" w:after="0"/>
+      <w:outlineLvl w:val="5"/>
+    </w:pPr>
+    <w:rPr>
+      <w:rFonts w:eastAsiaTheme="majorEastAsia" w:cstheme="majorBidi"/>
+      <w:color w:val="595959" w:themeColor="text1" w:themeTint="A6"/>
+    </w:rPr>
+  </w:style>
+  <w:style w:type="paragraph" w:styleId="7">
+    <w:name w:val="heading 7"/>
+    <w:basedOn w:val="a"/>
+    <w:next w:val="a"/>
+    <w:link w:val="70"/>
+    <w:uiPriority w:val="9"/>
+    <w:semiHidden/>
+    <w:unhideWhenUsed/>
+    <w:qFormat/>
+    <w:rsid w:val="00D02B89"/>
+    <w:pPr>
+      <w:keepNext/>
+      <w:keepLines/>
+      <w:spacing w:before="40" w:after="0"/>
+      <w:ind w:leftChars="100" w:left="100"/>
+      <w:outlineLvl w:val="6"/>
+    </w:pPr>
+    <w:rPr>
+      <w:rFonts w:eastAsiaTheme="majorEastAsia" w:cstheme="majorBidi"/>
+      <w:color w:val="595959" w:themeColor="text1" w:themeTint="A6"/>
+    </w:rPr>
+  </w:style>
+  <w:style w:type="paragraph" w:styleId="8">
+    <w:name w:val="heading 8"/>
+    <w:basedOn w:val="a"/>
+    <w:next w:val="a"/>
+    <w:link w:val="80"/>
+    <w:uiPriority w:val="9"/>
+    <w:semiHidden/>
+    <w:unhideWhenUsed/>
+    <w:qFormat/>
+    <w:rsid w:val="00D02B89"/>
+    <w:pPr>
+      <w:keepNext/>
+      <w:keepLines/>
+      <w:spacing w:before="40" w:after="0"/>
+      <w:ind w:leftChars="200" w:left="200"/>
+      <w:outlineLvl w:val="7"/>
+    </w:pPr>
+    <w:rPr>
+      <w:rFonts w:eastAsiaTheme="majorEastAsia" w:cstheme="majorBidi"/>
+      <w:color w:val="272727" w:themeColor="text1" w:themeTint="D8"/>
+    </w:rPr>
+  </w:style>
+  <w:style w:type="paragraph" w:styleId="9">
+    <w:name w:val="heading 9"/>
+    <w:basedOn w:val="a"/>
+    <w:next w:val="a"/>
+    <w:link w:val="90"/>
+    <w:uiPriority w:val="9"/>
+    <w:semiHidden/>
+    <w:unhideWhenUsed/>
+    <w:qFormat/>
+    <w:rsid w:val="00D02B89"/>
+    <w:pPr>
+      <w:keepNext/>
+      <w:keepLines/>
+      <w:spacing w:before="40" w:after="0"/>
+      <w:ind w:leftChars="300" w:left="300"/>
+      <w:outlineLvl w:val="8"/>
+    </w:pPr>
+    <w:rPr>
+      <w:rFonts w:eastAsiaTheme="majorEastAsia" w:cstheme="majorBidi"/>
+      <w:color w:val="272727" w:themeColor="text1" w:themeTint="D8"/>
+    </w:rPr>
+  </w:style>
+  <w:style w:type="character" w:default="1" w:styleId="a0">
+    <w:name w:val="Default Paragraph Font"/>
+    <w:uiPriority w:val="1"/>
+    <w:semiHidden/>
+    <w:unhideWhenUsed/>
+  </w:style>
+  <w:style w:type="table" w:default="1" w:styleId="a1">
+    <w:name w:val="Normal Table"/>
+    <w:uiPriority w:val="99"/>
+    <w:semiHidden/>
+    <w:unhideWhenUsed/>
+    <w:tblPr>
+      <w:tblInd w:w="0" w:type="dxa"/>
+      <w:tblCellMar>
+        <w:top w:w="0" w:type="dxa"/>
+        <w:left w:w="108" w:type="dxa"/>
+        <w:bottom w:w="0" w:type="dxa"/>
+        <w:right w:w="108" w:type="dxa"/>
+      </w:tblCellMar>
+    </w:tblPr>
+  </w:style>
+  <w:style w:type="numbering" w:default="1" w:styleId="a2">
+    <w:name w:val="No List"/>
+    <w:uiPriority w:val="99"/>
+    <w:semiHidden/>
+    <w:unhideWhenUsed/>
+  </w:style>
+  <w:style w:type="character" w:customStyle="1" w:styleId="10">
+    <w:name w:val="標題 1 字元"/>
+    <w:basedOn w:val="a0"/>
+    <w:link w:val="1"/>
+    <w:uiPriority w:val="9"/>
+    <w:rsid w:val="00D02B89"/>
+    <w:rPr>
+      <w:rFonts w:asciiTheme="majorHAnsi" w:eastAsiaTheme="majorEastAsia" w:hAnsiTheme="majorHAnsi" w:cstheme="majorBidi"/>
+      <w:color w:val="0F4761" w:themeColor="accent1" w:themeShade="BF"/>
+      <w:sz w:val="48"/>
+      <w:szCs w:val="48"/>
+    </w:rPr>
+  </w:style>
+  <w:style w:type="character" w:customStyle="1" w:styleId="20">
+    <w:name w:val="標題 2 字元"/>
+    <w:basedOn w:val="a0"/>
+    <w:link w:val="2"/>
+    <w:uiPriority w:val="9"/>
+    <w:semiHidden/>
+    <w:rsid w:val="00D02B89"/>
+    <w:rPr>
+      <w:rFonts w:asciiTheme="majorHAnsi" w:eastAsiaTheme="majorEastAsia" w:hAnsiTheme="majorHAnsi" w:cstheme="majorBidi"/>
+      <w:color w:val="0F4761" w:themeColor="accent1" w:themeShade="BF"/>
+      <w:sz w:val="40"/>
+      <w:szCs w:val="40"/>
+    </w:rPr>
+  </w:style>
+  <w:style w:type="character" w:customStyle="1" w:styleId="30">
+    <w:name w:val="標題 3 字元"/>
+    <w:basedOn w:val="a0"/>
+    <w:link w:val="3"/>
+    <w:uiPriority w:val="9"/>
+    <w:semiHidden/>
+    <w:rsid w:val="00D02B89"/>
+    <w:rPr>
+      <w:rFonts w:eastAsiaTheme="majorEastAsia" w:cstheme="majorBidi"/>
+      <w:color w:val="0F4761" w:themeColor="accent1" w:themeShade="BF"/>
+      <w:sz w:val="32"/>
+      <w:szCs w:val="32"/>
+    </w:rPr>
+  </w:style>
+  <w:style w:type="character" w:customStyle="1" w:styleId="40">
+    <w:name w:val="標題 4 字元"/>
+    <w:basedOn w:val="a0"/>
+    <w:link w:val="4"/>
+    <w:uiPriority w:val="9"/>
+    <w:semiHidden/>
+    <w:rsid w:val="00D02B89"/>
+    <w:rPr>
+      <w:rFonts w:eastAsiaTheme="majorEastAsia" w:cstheme="majorBidi"/>
+      <w:color w:val="0F4761" w:themeColor="accent1" w:themeShade="BF"/>
+      <w:sz w:val="28"/>
+      <w:szCs w:val="28"/>
+    </w:rPr>
+  </w:style>
+  <w:style w:type="character" w:customStyle="1" w:styleId="50">
+    <w:name w:val="標題 5 字元"/>
+    <w:basedOn w:val="a0"/>
+    <w:link w:val="5"/>
+    <w:uiPriority w:val="9"/>
+    <w:semiHidden/>
+    <w:rsid w:val="00D02B89"/>
+    <w:rPr>
+      <w:rFonts w:eastAsiaTheme="majorEastAsia" w:cstheme="majorBidi"/>
+      <w:color w:val="0F4761" w:themeColor="accent1" w:themeShade="BF"/>
+    </w:rPr>
+  </w:style>
+  <w:style w:type="character" w:customStyle="1" w:styleId="60">
+    <w:name w:val="標題 6 字元"/>
+    <w:basedOn w:val="a0"/>
+    <w:link w:val="6"/>
+    <w:uiPriority w:val="9"/>
+    <w:semiHidden/>
+    <w:rsid w:val="00D02B89"/>
+    <w:rPr>
+      <w:rFonts w:eastAsiaTheme="majorEastAsia" w:cstheme="majorBidi"/>
+      <w:color w:val="595959" w:themeColor="text1" w:themeTint="A6"/>
+    </w:rPr>
+  </w:style>
+  <w:style w:type="character" w:customStyle="1" w:styleId="70">
+    <w:name w:val="標題 7 字元"/>
+    <w:basedOn w:val="a0"/>
+    <w:link w:val="7"/>
+    <w:uiPriority w:val="9"/>
+    <w:semiHidden/>
+    <w:rsid w:val="00D02B89"/>
+    <w:rPr>
+      <w:rFonts w:eastAsiaTheme="majorEastAsia" w:cstheme="majorBidi"/>
+      <w:color w:val="595959" w:themeColor="text1" w:themeTint="A6"/>
+    </w:rPr>
+  </w:style>
+  <w:style w:type="character" w:customStyle="1" w:styleId="80">
+    <w:name w:val="標題 8 字元"/>
+    <w:basedOn w:val="a0"/>
+    <w:link w:val="8"/>
+    <w:uiPriority w:val="9"/>
+    <w:semiHidden/>
+    <w:rsid w:val="00D02B89"/>
+    <w:rPr>
+      <w:rFonts w:eastAsiaTheme="majorEastAsia" w:cstheme="majorBidi"/>
+      <w:color w:val="272727" w:themeColor="text1" w:themeTint="D8"/>
+    </w:rPr>
+  </w:style>
+  <w:style w:type="character" w:customStyle="1" w:styleId="90">
+    <w:name w:val="標題 9 字元"/>
+    <w:basedOn w:val="a0"/>
+    <w:link w:val="9"/>
+    <w:uiPriority w:val="9"/>
+    <w:semiHidden/>
+    <w:rsid w:val="00D02B89"/>
+    <w:rPr>
+      <w:rFonts w:eastAsiaTheme="majorEastAsia" w:cstheme="majorBidi"/>
+      <w:color w:val="272727" w:themeColor="text1" w:themeTint="D8"/>
+    </w:rPr>
+  </w:style>
+  <w:style w:type="paragraph" w:styleId="a3">
+    <w:name w:val="Title"/>
+    <w:basedOn w:val="a"/>
+    <w:next w:val="a"/>
+    <w:link w:val="a4"/>
+    <w:uiPriority w:val="10"/>
+    <w:qFormat/>
+    <w:rsid w:val="00D02B89"/>
+    <w:pPr>
+      <w:spacing w:after="80" w:line="240" w:lineRule="auto"/>
+      <w:contextualSpacing/>
+      <w:jc w:val="center"/>
+    </w:pPr>
+    <w:rPr>
+      <w:rFonts w:asciiTheme="majorHAnsi" w:eastAsiaTheme="majorEastAsia" w:hAnsiTheme="majorHAnsi" w:cstheme="majorBidi"/>
+      <w:spacing w:val="-10"/>
+      <w:kern w:val="28"/>
+      <w:sz w:val="56"/>
+      <w:szCs w:val="56"/>
+    </w:rPr>
+  </w:style>
+  <w:style w:type="character" w:customStyle="1" w:styleId="a4">
+    <w:name w:val="標題 字元"/>
+    <w:basedOn w:val="a0"/>
+    <w:link w:val="a3"/>
+    <w:uiPriority w:val="10"/>
+    <w:rsid w:val="00D02B89"/>
+    <w:rPr>
+      <w:rFonts w:asciiTheme="majorHAnsi" w:eastAsiaTheme="majorEastAsia" w:hAnsiTheme="majorHAnsi" w:cstheme="majorBidi"/>
+      <w:spacing w:val="-10"/>
+      <w:kern w:val="28"/>
+      <w:sz w:val="56"/>
+      <w:szCs w:val="56"/>
+    </w:rPr>
+  </w:style>
+  <w:style w:type="paragraph" w:styleId="a5">
+    <w:name w:val="Subtitle"/>
+    <w:basedOn w:val="a"/>
+    <w:next w:val="a"/>
+    <w:link w:val="a6"/>
+    <w:uiPriority w:val="11"/>
+    <w:qFormat/>
+    <w:rsid w:val="00D02B89"/>
+    <w:pPr>
+      <w:numPr>
+        <w:ilvl w:val="1"/>
+      </w:numPr>
+      <w:jc w:val="center"/>
+    </w:pPr>
+    <w:rPr>
+      <w:rFonts w:asciiTheme="majorHAnsi" w:eastAsiaTheme="majorEastAsia" w:hAnsiTheme="majorHAnsi" w:cstheme="majorBidi"/>
+      <w:color w:val="595959" w:themeColor="text1" w:themeTint="A6"/>
+      <w:spacing w:val="15"/>
+      <w:sz w:val="28"/>
+      <w:szCs w:val="28"/>
+    </w:rPr>
+  </w:style>
+  <w:style w:type="character" w:customStyle="1" w:styleId="a6">
+    <w:name w:val="副標題 字元"/>
+    <w:basedOn w:val="a0"/>
+    <w:link w:val="a5"/>
+    <w:uiPriority w:val="11"/>
+    <w:rsid w:val="00D02B89"/>
+    <w:rPr>
+      <w:rFonts w:asciiTheme="majorHAnsi" w:eastAsiaTheme="majorEastAsia" w:hAnsiTheme="majorHAnsi" w:cstheme="majorBidi"/>
+      <w:color w:val="595959" w:themeColor="text1" w:themeTint="A6"/>
+      <w:spacing w:val="15"/>
+      <w:sz w:val="28"/>
+      <w:szCs w:val="28"/>
+    </w:rPr>
+  </w:style>
+  <w:style w:type="paragraph" w:styleId="a7">
+    <w:name w:val="Quote"/>
+    <w:basedOn w:val="a"/>
+    <w:next w:val="a"/>
+    <w:link w:val="a8"/>
+    <w:uiPriority w:val="29"/>
+    <w:qFormat/>
+    <w:rsid w:val="00D02B89"/>
+    <w:pPr>
+      <w:spacing w:before="160"/>
+      <w:jc w:val="center"/>
+    </w:pPr>
+    <w:rPr>
+      <w:i/>
+      <w:iCs/>
+      <w:color w:val="404040" w:themeColor="text1" w:themeTint="BF"/>
+    </w:rPr>
+  </w:style>
+  <w:style w:type="character" w:customStyle="1" w:styleId="a8">
+    <w:name w:val="引文 字元"/>
+    <w:basedOn w:val="a0"/>
+    <w:link w:val="a7"/>
+    <w:uiPriority w:val="29"/>
+    <w:rsid w:val="00D02B89"/>
+    <w:rPr>
+      <w:i/>
+      <w:iCs/>
+      <w:color w:val="404040" w:themeColor="text1" w:themeTint="BF"/>
+    </w:rPr>
+  </w:style>
+  <w:style w:type="paragraph" w:styleId="a9">
+    <w:name w:val="List Paragraph"/>
+    <w:basedOn w:val="a"/>
+    <w:uiPriority w:val="34"/>
+    <w:qFormat/>
+    <w:rsid w:val="00D02B89"/>
+    <w:pPr>
+      <w:ind w:left="720"/>
+      <w:contextualSpacing/>
+    </w:pPr>
+  </w:style>
+  <w:style w:type="character" w:styleId="aa">
+    <w:name w:val="Intense Emphasis"/>
+    <w:basedOn w:val="a0"/>
+    <w:uiPriority w:val="21"/>
+    <w:qFormat/>
+    <w:rsid w:val="00D02B89"/>
+    <w:rPr>
+      <w:i/>
+      <w:iCs/>
+      <w:color w:val="0F4761" w:themeColor="accent1" w:themeShade="BF"/>
+    </w:rPr>
+  </w:style>
+  <w:style w:type="paragraph" w:styleId="ab">
+    <w:name w:val="Intense Quote"/>
+    <w:basedOn w:val="a"/>
+    <w:next w:val="a"/>
+    <w:link w:val="ac"/>
+    <w:uiPriority w:val="30"/>
+    <w:qFormat/>
+    <w:rsid w:val="00D02B89"/>
+    <w:pPr>
+      <w:pBdr>
+        <w:top w:val="single" w:sz="4" w:space="10" w:color="0F4761" w:themeColor="accent1" w:themeShade="BF"/>
+        <w:bottom w:val="single" w:sz="4" w:space="10" w:color="0F4761" w:themeColor="accent1" w:themeShade="BF"/>
+      </w:pBdr>
+      <w:spacing w:before="360" w:after="360"/>
+      <w:ind w:left="864" w:right="864"/>
+      <w:jc w:val="center"/>
+    </w:pPr>
+    <w:rPr>
+      <w:i/>
+      <w:iCs/>
+      <w:color w:val="0F4761" w:themeColor="accent1" w:themeShade="BF"/>
+    </w:rPr>
+  </w:style>
+  <w:style w:type="character" w:customStyle="1" w:styleId="ac">
+    <w:name w:val="鮮明引文 字元"/>
+    <w:basedOn w:val="a0"/>
+    <w:link w:val="ab"/>
+    <w:uiPriority w:val="30"/>
+    <w:rsid w:val="00D02B89"/>
+    <w:rPr>
+      <w:i/>
+      <w:iCs/>
+      <w:color w:val="0F4761" w:themeColor="accent1" w:themeShade="BF"/>
+    </w:rPr>
+  </w:style>
+  <w:style w:type="character" w:styleId="ad">
+    <w:name w:val="Intense Reference"/>
+    <w:basedOn w:val="a0"/>
+    <w:uiPriority w:val="32"/>
+    <w:qFormat/>
+    <w:rsid w:val="00D02B89"/>
+    <w:rPr>
+      <w:b/>
+      <w:bCs/>
+      <w:smallCaps/>
+      <w:color w:val="0F4761" w:themeColor="accent1" w:themeShade="BF"/>
+      <w:spacing w:val="5"/>
+    </w:rPr>
+  </w:style>
+  <w:style w:type="paragraph" w:styleId="ae">
+    <w:name w:val="Balloon Text"/>
+    <w:basedOn w:val="a"/>
+    <w:link w:val="af"/>
+    <w:uiPriority w:val="99"/>
+    <w:semiHidden/>
+    <w:unhideWhenUsed/>
+    <w:rsid w:val="00917BE1"/>
+    <w:pPr>
+      <w:spacing w:after="0" w:line="240" w:lineRule="auto"/>
+    </w:pPr>
+    <w:rPr>
+      <w:rFonts w:asciiTheme="majorHAnsi" w:eastAsiaTheme="majorEastAsia" w:hAnsiTheme="majorHAnsi" w:cstheme="majorBidi"/>
+      <w:sz w:val="18"/>
+      <w:szCs w:val="18"/>
+    </w:rPr>
+  </w:style>
+  <w:style w:type="character" w:customStyle="1" w:styleId="af">
+    <w:name w:val="註解方塊文字 字元"/>
+    <w:basedOn w:val="a0"/>
+    <w:link w:val="ae"/>
+    <w:uiPriority w:val="99"/>
+    <w:semiHidden/>
+    <w:rsid w:val="00917BE1"/>
+    <w:rPr>
+      <w:rFonts w:asciiTheme="majorHAnsi" w:eastAsiaTheme="majorEastAsia" w:hAnsiTheme="majorHAnsi" w:cstheme="majorBidi"/>
+      <w:sz w:val="18"/>
+      <w:szCs w:val="18"/>
     </w:rPr>
   </w:style>
 </w:styles>
@@ -2012,7 +2855,7 @@
   <a:extraClrSchemeLst/>
   <a:extLst>
     <a:ext uri="{05A4C25C-085E-4340-85A3-A5531E510DB2}">
-      <thm15:themeFamily xmlns:thm15="http://schemas.microsoft.com/office/thememl/2012/main" name="Office Theme" id="{2E142A2C-CD16-42D6-873A-C26D2A0506FA}" vid="{1BDDFF52-6CD6-40A5-AB3C-68EB2F1E4D0A}"/>
+      <thm15:themeFamily xmlns:thm15="http://schemas.microsoft.com/office/thememl/2012/main" xmlns="" name="Office Theme" id="{2E142A2C-CD16-42D6-873A-C26D2A0506FA}" vid="{1BDDFF52-6CD6-40A5-AB3C-68EB2F1E4D0A}"/>
     </a:ext>
   </a:extLst>
 </a:theme>
